--- a/docs/营销自动化Agent_运营执行层与API说明.docx
+++ b/docs/营销自动化Agent_运营执行层与API说明.docx
@@ -43,7 +43,7 @@
           <w:color w:val="6B7C78"/>
           <w:sz w:val="19"/>
         </w:rPr>
-        <w:t xml:space="preserve"> v0.4.0 </w:t>
+        <w:t xml:space="preserve"> v0.5.0 </w:t>
       </w:r>
       <w:r>
         <w:rPr>
@@ -116,7 +116,7 @@
           <w:sz w:val="19"/>
           <w:lang w:eastAsia="zh-CN"/>
         </w:rPr>
-        <w:t>本文档描述「从给建议到能办事」的能力升级</w:t>
+        <w:t>本文档描述「从给建议到能办事，再到自己盯着干」的能力升级</w:t>
       </w:r>
       <w:r/>
     </w:p>
@@ -232,6 +232,42 @@
       </w:r>
       <w:r/>
     </w:p>
+    <w:p>
+      <w:pPr/>
+      <w:r>
+        <w:rPr>
+          <w:rFonts w:ascii="Microsoft YaHei" w:eastAsia="Microsoft YaHei" w:hAnsi="Microsoft YaHei" w:cs="Microsoft YaHei" w:hint="eastAsia"/>
+          <w:lang w:eastAsia="zh-CN"/>
+        </w:rPr>
+        <w:t>再进一步，新增</w:t>
+      </w:r>
+      <w:r>
+        <w:rPr>
+          <w:rFonts w:ascii="Microsoft YaHei" w:eastAsia="Microsoft YaHei" w:hAnsi="Microsoft YaHei" w:cs="Microsoft YaHei" w:hint="eastAsia"/>
+          <w:b/>
+          <w:lang w:eastAsia="zh-CN"/>
+        </w:rPr>
+        <w:t>自动运营（Autopilot）</w:t>
+      </w:r>
+      <w:r>
+        <w:rPr>
+          <w:rFonts w:ascii="Microsoft YaHei" w:eastAsia="Microsoft YaHei" w:hAnsi="Microsoft YaHei" w:cs="Microsoft YaHei" w:hint="eastAsia"/>
+          <w:lang w:eastAsia="zh-CN"/>
+        </w:rPr>
+        <w:t>：不用人喊，系统按设定间隔自己巡检、自己干活、自己留报告</w:t>
+      </w:r>
+      <w:r>
+        <w:t xml:space="preserve"> —— </w:t>
+      </w:r>
+      <w:r>
+        <w:rPr>
+          <w:rFonts w:ascii="Microsoft YaHei" w:eastAsia="Microsoft YaHei" w:hAnsi="Microsoft YaHei" w:cs="Microsoft YaHei" w:hint="eastAsia"/>
+          <w:lang w:eastAsia="zh-CN"/>
+        </w:rPr>
+        <w:t>对应「前期问我要不要做，后期成熟了自己运营」的完整演进。</w:t>
+      </w:r>
+      <w:r/>
+    </w:p>
     <w:tbl>
       <w:tblPr>
         <w:tblW w:type="pct" w:w="5000"/>
@@ -669,6 +705,137 @@
             </w:r>
             <w:r>
               <w:t>四档可调：前期每条都问你，后期成熟了自动跑</w:t>
+            </w:r>
+          </w:p>
+        </w:tc>
+      </w:tr>
+      <w:tr>
+        <w:tc>
+          <w:tcPr>
+            <w:tcW w:type="dxa" w:w="2880"/>
+            <w:vAlign w:val="center"/>
+            <w:tcBorders>
+              <w:top w:val="single" w:sz="6" w:space="0" w:color="DDE7E3"/>
+              <w:bottom w:val="single" w:sz="6" w:space="0" w:color="DDE7E3"/>
+              <w:left w:val="single" w:sz="6" w:space="0" w:color="DDE7E3"/>
+              <w:right w:val="single" w:sz="6" w:space="0" w:color="DDE7E3"/>
+            </w:tcBorders>
+            <w:shd w:val="clear" w:color="auto" w:fill="F7FBF9"/>
+            <w:tcMar>
+              <w:top w:w="105" w:type="dxa"/>
+              <w:bottom w:w="105" w:type="dxa"/>
+              <w:left w:w="150" w:type="dxa"/>
+              <w:right w:w="150" w:type="dxa"/>
+            </w:tcMar>
+          </w:tcPr>
+          <w:p>
+            <w:pPr>
+              <w:spacing w:line="240" w:lineRule="auto" w:before="60" w:after="60"/>
+            </w:pPr>
+            <w:r>
+              <w:rPr>
+                <w:b/>
+              </w:rPr>
+              <w:t>谁来触发</w:t>
+            </w:r>
+          </w:p>
+        </w:tc>
+        <w:tc>
+          <w:tcPr>
+            <w:tcW w:type="dxa" w:w="2880"/>
+            <w:vAlign w:val="center"/>
+            <w:tcBorders>
+              <w:top w:val="single" w:sz="6" w:space="0" w:color="DDE7E3"/>
+              <w:bottom w:val="single" w:sz="6" w:space="0" w:color="DDE7E3"/>
+              <w:left w:val="single" w:sz="6" w:space="0" w:color="DDE7E3"/>
+              <w:right w:val="single" w:sz="6" w:space="0" w:color="DDE7E3"/>
+            </w:tcBorders>
+            <w:shd w:val="clear" w:color="auto" w:fill="F7FBF9"/>
+            <w:tcMar>
+              <w:top w:w="105" w:type="dxa"/>
+              <w:bottom w:w="105" w:type="dxa"/>
+              <w:left w:w="150" w:type="dxa"/>
+              <w:right w:w="150" w:type="dxa"/>
+            </w:tcMar>
+          </w:tcPr>
+          <w:p>
+            <w:pPr>
+              <w:spacing w:line="240" w:lineRule="auto" w:before="60" w:after="60"/>
+            </w:pPr>
+            <w:r>
+              <w:t>必须人点一下</w:t>
+            </w:r>
+          </w:p>
+        </w:tc>
+        <w:tc>
+          <w:tcPr>
+            <w:tcW w:type="dxa" w:w="2880"/>
+            <w:vAlign w:val="center"/>
+            <w:tcBorders>
+              <w:top w:val="single" w:sz="6" w:space="0" w:color="DDE7E3"/>
+              <w:bottom w:val="single" w:sz="6" w:space="0" w:color="DDE7E3"/>
+              <w:left w:val="single" w:sz="6" w:space="0" w:color="DDE7E3"/>
+              <w:right w:val="single" w:sz="6" w:space="0" w:color="DDE7E3"/>
+            </w:tcBorders>
+            <w:shd w:val="clear" w:color="auto" w:fill="F7FBF9"/>
+            <w:tcMar>
+              <w:top w:w="105" w:type="dxa"/>
+              <w:bottom w:w="105" w:type="dxa"/>
+              <w:left w:w="150" w:type="dxa"/>
+              <w:right w:w="150" w:type="dxa"/>
+            </w:tcMar>
+          </w:tcPr>
+          <w:p>
+            <w:pPr>
+              <w:spacing w:line="240" w:lineRule="auto" w:before="60" w:after="60"/>
+            </w:pPr>
+            <w:r>
+              <w:rPr>
+                <w:b/>
+              </w:rPr>
+              <w:t>可开启无人值守</w:t>
+            </w:r>
+            <w:r>
+              <w:t xml:space="preserve"> </w:t>
+            </w:r>
+            <w:r>
+              <w:t>：定时自己巡检</w:t>
+            </w:r>
+            <w:r>
+              <w:t xml:space="preserve"> </w:t>
+            </w:r>
+            <w:r>
+              <w:t xml:space="preserve"> → </w:t>
+            </w:r>
+            <w:r>
+              <w:t xml:space="preserve"> </w:t>
+            </w:r>
+            <w:r>
+              <w:t>该自动的自动执行</w:t>
+            </w:r>
+            <w:r>
+              <w:t xml:space="preserve"> </w:t>
+            </w:r>
+            <w:r>
+              <w:t xml:space="preserve"> → </w:t>
+            </w:r>
+            <w:r>
+              <w:t xml:space="preserve"> </w:t>
+            </w:r>
+            <w:r>
+              <w:t>转人工的进队列</w:t>
+            </w:r>
+            <w:r>
+              <w:t xml:space="preserve"> </w:t>
+            </w:r>
+            <w:r>
+              <w:t xml:space="preserve"> → </w:t>
+            </w:r>
+            <w:r>
+              <w:t xml:space="preserve"> </w:t>
+            </w:r>
+            <w:r>
+              <w:t>出报告</w:t>
             </w:r>
           </w:p>
         </w:tc>
@@ -5214,7 +5381,78 @@
           <w:sz w:val="28"/>
           <w:lang w:eastAsia="zh-CN"/>
         </w:rPr>
-        <w:t>八、API 接口清单（完整）</w:t>
+        <w:t>八、自动运营（无人值守）：从「你喊它才动」到「它自己盯着」</w:t>
+      </w:r>
+      <w:r/>
+    </w:p>
+    <w:p>
+      <w:pPr/>
+      <w:r>
+        <w:rPr>
+          <w:rFonts w:ascii="Microsoft YaHei" w:eastAsia="Microsoft YaHei" w:hAnsi="Microsoft YaHei" w:cs="Microsoft YaHei" w:hint="eastAsia"/>
+          <w:lang w:eastAsia="zh-CN"/>
+        </w:rPr>
+        <w:t>第七节之前解决的都是「</w:t>
+      </w:r>
+      <w:r>
+        <w:t xml:space="preserve">AI </w:t>
+      </w:r>
+      <w:r>
+        <w:rPr>
+          <w:rFonts w:ascii="Microsoft YaHei" w:eastAsia="Microsoft YaHei" w:hAnsi="Microsoft YaHei" w:cs="Microsoft YaHei" w:hint="eastAsia"/>
+          <w:lang w:eastAsia="zh-CN"/>
+        </w:rPr>
+        <w:t>想办事时怎么保证它不乱来」；本节解决的是</w:t>
+      </w:r>
+      <w:r>
+        <w:rPr>
+          <w:rFonts w:ascii="Microsoft YaHei" w:eastAsia="Microsoft YaHei" w:hAnsi="Microsoft YaHei" w:cs="Microsoft YaHei" w:hint="eastAsia"/>
+          <w:b/>
+          <w:lang w:eastAsia="zh-CN"/>
+        </w:rPr>
+        <w:t>「不用人喊，它自己也去办」</w:t>
+      </w:r>
+      <w:r>
+        <w:rPr>
+          <w:rFonts w:ascii="Microsoft YaHei" w:eastAsia="Microsoft YaHei" w:hAnsi="Microsoft YaHei" w:cs="Microsoft YaHei" w:hint="eastAsia"/>
+          <w:lang w:eastAsia="zh-CN"/>
+        </w:rPr>
+        <w:t>。</w:t>
+      </w:r>
+      <w:r/>
+    </w:p>
+    <w:p>
+      <w:pPr/>
+      <w:r>
+        <w:rPr>
+          <w:rFonts w:ascii="Microsoft YaHei" w:eastAsia="Microsoft YaHei" w:hAnsi="Microsoft YaHei" w:cs="Microsoft YaHei" w:hint="eastAsia"/>
+          <w:lang w:eastAsia="zh-CN"/>
+        </w:rPr>
+        <w:t>开启后，服务进程内会有一个轻量调度循环，按设定间隔自动跑一轮完整闭环：</w:t>
+      </w:r>
+      <w:r/>
+    </w:p>
+    <w:p>
+      <w:pPr/>
+      <w:r>
+        <w:rPr>
+          <w:rFonts w:ascii="Microsoft YaHei" w:hAnsi="Microsoft YaHei" w:eastAsia="Microsoft YaHei" w:cs="Microsoft YaHei" w:hint="eastAsia"/>
+          <w:lang w:eastAsia="zh-CN"/>
+        </w:rPr>
+        <w:t>定时到点 → 巡检（库存 / 订单 / 咨询）→ 按七道护栏建单</w:t>
+        <w:br/>
+        <w:t xml:space="preserve">        → 该自动的自动执行 → 转人工的进审批队列 → 留一条运行记录</w:t>
+      </w:r>
+      <w:r/>
+    </w:p>
+    <w:p>
+      <w:pPr/>
+      <w:r>
+        <w:rPr>
+          <w:rFonts w:ascii="Microsoft YaHei" w:eastAsia="Microsoft YaHei" w:hAnsi="Microsoft YaHei" w:cs="Microsoft YaHei" w:hint="eastAsia"/>
+          <w:lang w:eastAsia="zh-CN"/>
+        </w:rPr>
+        <w:t>人的角色随之改变：从「每天惦记着点一下巡检」变成「有空看一眼报告、处理剩下需要人拍板的那几条」。</w:t>
       </w:r>
       <w:r/>
     </w:p>
@@ -5229,7 +5467,7 @@
           <w:sz w:val="24"/>
           <w:lang w:eastAsia="zh-CN"/>
         </w:rPr>
-        <w:t>8.1 系统</w:t>
+        <w:t>8.1 开关与节奏</w:t>
       </w:r>
       <w:r/>
     </w:p>
@@ -5273,7 +5511,7 @@
                 <w:b/>
                 <w:color w:val="FFFFFF"/>
               </w:rPr>
-              <w:t>方法</w:t>
+              <w:t>策略项</w:t>
             </w:r>
           </w:p>
         </w:tc>
@@ -5305,7 +5543,7 @@
                 <w:b/>
                 <w:color w:val="FFFFFF"/>
               </w:rPr>
-              <w:t>路径</w:t>
+              <w:t>默认</w:t>
             </w:r>
           </w:p>
         </w:tc>
@@ -5366,7 +5604,12 @@
               <w:spacing w:line="240" w:lineRule="auto" w:before="60" w:after="60"/>
             </w:pPr>
             <w:r>
-              <w:t>GET</w:t>
+              <w:rPr>
+                <w:rFonts w:ascii="Consolas" w:hAnsi="Consolas"/>
+                <w:color w:val="1F6B54"/>
+                <w:sz w:val="18"/>
+              </w:rPr>
+              <w:t>autopilot_enabled</w:t>
             </w:r>
           </w:p>
         </w:tc>
@@ -5398,7 +5641,7 @@
                 <w:color w:val="1F6B54"/>
                 <w:sz w:val="18"/>
               </w:rPr>
-              <w:t>/api/health</w:t>
+              <w:t>off</w:t>
             </w:r>
           </w:p>
         </w:tc>
@@ -5425,7 +5668,118 @@
               <w:spacing w:line="240" w:lineRule="auto" w:before="60" w:after="60"/>
             </w:pPr>
             <w:r>
-              <w:t>服务健康检查</w:t>
+              <w:t xml:space="preserve">自动运营总开关。 </w:t>
+            </w:r>
+            <w:r>
+              <w:rPr>
+                <w:b/>
+              </w:rPr>
+              <w:t>默认关闭</w:t>
+            </w:r>
+            <w:r>
+              <w:t xml:space="preserve"> ，必须由人在页面上显式打开</w:t>
+            </w:r>
+          </w:p>
+        </w:tc>
+      </w:tr>
+      <w:tr>
+        <w:tc>
+          <w:tcPr>
+            <w:tcW w:type="dxa" w:w="2880"/>
+            <w:vAlign w:val="center"/>
+            <w:tcBorders>
+              <w:top w:val="single" w:sz="6" w:space="0" w:color="DDE7E3"/>
+              <w:bottom w:val="single" w:sz="6" w:space="0" w:color="DDE7E3"/>
+              <w:left w:val="single" w:sz="6" w:space="0" w:color="DDE7E3"/>
+              <w:right w:val="single" w:sz="6" w:space="0" w:color="DDE7E3"/>
+            </w:tcBorders>
+            <w:tcMar>
+              <w:top w:w="105" w:type="dxa"/>
+              <w:bottom w:w="105" w:type="dxa"/>
+              <w:left w:w="150" w:type="dxa"/>
+              <w:right w:w="150" w:type="dxa"/>
+            </w:tcMar>
+          </w:tcPr>
+          <w:p>
+            <w:pPr>
+              <w:spacing w:line="240" w:lineRule="auto" w:before="60" w:after="60"/>
+            </w:pPr>
+            <w:r>
+              <w:rPr>
+                <w:rFonts w:ascii="Consolas" w:hAnsi="Consolas"/>
+                <w:color w:val="1F6B54"/>
+                <w:sz w:val="18"/>
+              </w:rPr>
+              <w:t>autopilot_interval_minutes</w:t>
+            </w:r>
+          </w:p>
+        </w:tc>
+        <w:tc>
+          <w:tcPr>
+            <w:tcW w:type="dxa" w:w="2880"/>
+            <w:vAlign w:val="center"/>
+            <w:tcBorders>
+              <w:top w:val="single" w:sz="6" w:space="0" w:color="DDE7E3"/>
+              <w:bottom w:val="single" w:sz="6" w:space="0" w:color="DDE7E3"/>
+              <w:left w:val="single" w:sz="6" w:space="0" w:color="DDE7E3"/>
+              <w:right w:val="single" w:sz="6" w:space="0" w:color="DDE7E3"/>
+            </w:tcBorders>
+            <w:tcMar>
+              <w:top w:w="105" w:type="dxa"/>
+              <w:bottom w:w="105" w:type="dxa"/>
+              <w:left w:w="150" w:type="dxa"/>
+              <w:right w:w="150" w:type="dxa"/>
+            </w:tcMar>
+          </w:tcPr>
+          <w:p>
+            <w:pPr>
+              <w:spacing w:line="240" w:lineRule="auto" w:before="60" w:after="60"/>
+            </w:pPr>
+            <w:r>
+              <w:rPr>
+                <w:rFonts w:ascii="Consolas" w:hAnsi="Consolas"/>
+                <w:color w:val="1F6B54"/>
+                <w:sz w:val="18"/>
+              </w:rPr>
+              <w:t>30</w:t>
+            </w:r>
+          </w:p>
+        </w:tc>
+        <w:tc>
+          <w:tcPr>
+            <w:tcW w:type="dxa" w:w="2880"/>
+            <w:vAlign w:val="center"/>
+            <w:tcBorders>
+              <w:top w:val="single" w:sz="6" w:space="0" w:color="DDE7E3"/>
+              <w:bottom w:val="single" w:sz="6" w:space="0" w:color="DDE7E3"/>
+              <w:left w:val="single" w:sz="6" w:space="0" w:color="DDE7E3"/>
+              <w:right w:val="single" w:sz="6" w:space="0" w:color="DDE7E3"/>
+            </w:tcBorders>
+            <w:tcMar>
+              <w:top w:w="105" w:type="dxa"/>
+              <w:bottom w:w="105" w:type="dxa"/>
+              <w:left w:w="150" w:type="dxa"/>
+              <w:right w:w="150" w:type="dxa"/>
+            </w:tcMar>
+          </w:tcPr>
+          <w:p>
+            <w:pPr>
+              <w:spacing w:line="240" w:lineRule="auto" w:before="60" w:after="60"/>
+            </w:pPr>
+            <w:r>
+              <w:t>巡检间隔，建议</w:t>
+            </w:r>
+            <w:r>
+              <w:t xml:space="preserve"> </w:t>
+            </w:r>
+            <w:r>
+              <w:t xml:space="preserve"> 30~120 </w:t>
+            </w:r>
+            <w:r>
+              <w:t xml:space="preserve"> </w:t>
+            </w:r>
+            <w:r>
+              <w:t>分钟（数据变化没那么快，太频繁没意义）</w:t>
             </w:r>
           </w:p>
         </w:tc>
@@ -5445,7 +5799,950 @@
           <w:sz w:val="24"/>
           <w:lang w:eastAsia="zh-CN"/>
         </w:rPr>
-        <w:t>8.2 经营分析（只读收银系统数据）</w:t>
+        <w:t>8.2 三条安全设计</w:t>
+      </w:r>
+      <w:r/>
+    </w:p>
+    <w:tbl>
+      <w:tblPr>
+        <w:tblW w:type="pct" w:w="5000"/>
+        <w:tblLook w:firstColumn="1" w:firstRow="1" w:lastColumn="0" w:lastRow="0" w:noHBand="0" w:noVBand="1" w:val="04A0"/>
+        <w:tblLayout w:type="autofit"/>
+      </w:tblPr>
+      <w:tblGrid>
+        <w:gridCol w:w="4320"/>
+        <w:gridCol w:w="4320"/>
+      </w:tblGrid>
+      <w:tr>
+        <w:tc>
+          <w:tcPr>
+            <w:tcW w:type="dxa" w:w="4320"/>
+            <w:tcBorders>
+              <w:top w:val="single" w:sz="6" w:space="0" w:color="1F6B54"/>
+              <w:bottom w:val="single" w:sz="6" w:space="0" w:color="1F6B54"/>
+              <w:left w:val="single" w:sz="6" w:space="0" w:color="1F6B54"/>
+              <w:right w:val="single" w:sz="6" w:space="0" w:color="1F6B54"/>
+            </w:tcBorders>
+            <w:shd w:val="clear" w:color="auto" w:fill="1F6B54"/>
+            <w:vAlign w:val="center"/>
+            <w:tcMar>
+              <w:top w:w="120" w:type="dxa"/>
+              <w:bottom w:w="120" w:type="dxa"/>
+              <w:left w:w="150" w:type="dxa"/>
+              <w:right w:w="150" w:type="dxa"/>
+            </w:tcMar>
+          </w:tcPr>
+          <w:p>
+            <w:pPr>
+              <w:jc w:val="left"/>
+              <w:spacing w:line="240" w:lineRule="auto" w:before="60" w:after="60"/>
+            </w:pPr>
+            <w:r>
+              <w:rPr>
+                <w:b/>
+                <w:color w:val="FFFFFF"/>
+              </w:rPr>
+              <w:t>设计</w:t>
+            </w:r>
+          </w:p>
+        </w:tc>
+        <w:tc>
+          <w:tcPr>
+            <w:tcW w:type="dxa" w:w="4320"/>
+            <w:tcBorders>
+              <w:top w:val="single" w:sz="6" w:space="0" w:color="1F6B54"/>
+              <w:bottom w:val="single" w:sz="6" w:space="0" w:color="1F6B54"/>
+              <w:left w:val="single" w:sz="6" w:space="0" w:color="1F6B54"/>
+              <w:right w:val="single" w:sz="6" w:space="0" w:color="1F6B54"/>
+            </w:tcBorders>
+            <w:shd w:val="clear" w:color="auto" w:fill="1F6B54"/>
+            <w:vAlign w:val="center"/>
+            <w:tcMar>
+              <w:top w:w="120" w:type="dxa"/>
+              <w:bottom w:w="120" w:type="dxa"/>
+              <w:left w:w="150" w:type="dxa"/>
+              <w:right w:w="150" w:type="dxa"/>
+            </w:tcMar>
+          </w:tcPr>
+          <w:p>
+            <w:pPr>
+              <w:jc w:val="left"/>
+              <w:spacing w:line="240" w:lineRule="auto" w:before="60" w:after="60"/>
+            </w:pPr>
+            <w:r>
+              <w:rPr>
+                <w:b/>
+                <w:color w:val="FFFFFF"/>
+              </w:rPr>
+              <w:t>说明</w:t>
+            </w:r>
+          </w:p>
+        </w:tc>
+      </w:tr>
+      <w:tr>
+        <w:tc>
+          <w:tcPr>
+            <w:tcW w:type="dxa" w:w="4320"/>
+            <w:vAlign w:val="center"/>
+            <w:tcBorders>
+              <w:top w:val="single" w:sz="6" w:space="0" w:color="DDE7E3"/>
+              <w:bottom w:val="single" w:sz="6" w:space="0" w:color="DDE7E3"/>
+              <w:left w:val="single" w:sz="6" w:space="0" w:color="DDE7E3"/>
+              <w:right w:val="single" w:sz="6" w:space="0" w:color="DDE7E3"/>
+            </w:tcBorders>
+            <w:shd w:val="clear" w:color="auto" w:fill="F7FBF9"/>
+            <w:tcMar>
+              <w:top w:w="105" w:type="dxa"/>
+              <w:bottom w:w="105" w:type="dxa"/>
+              <w:left w:w="150" w:type="dxa"/>
+              <w:right w:w="150" w:type="dxa"/>
+            </w:tcMar>
+          </w:tcPr>
+          <w:p>
+            <w:pPr>
+              <w:spacing w:line="240" w:lineRule="auto" w:before="60" w:after="60"/>
+            </w:pPr>
+            <w:r>
+              <w:rPr>
+                <w:b/>
+              </w:rPr>
+              <w:t>默认关闭</w:t>
+            </w:r>
+          </w:p>
+        </w:tc>
+        <w:tc>
+          <w:tcPr>
+            <w:tcW w:type="dxa" w:w="4320"/>
+            <w:vAlign w:val="center"/>
+            <w:tcBorders>
+              <w:top w:val="single" w:sz="6" w:space="0" w:color="DDE7E3"/>
+              <w:bottom w:val="single" w:sz="6" w:space="0" w:color="DDE7E3"/>
+              <w:left w:val="single" w:sz="6" w:space="0" w:color="DDE7E3"/>
+              <w:right w:val="single" w:sz="6" w:space="0" w:color="DDE7E3"/>
+            </w:tcBorders>
+            <w:shd w:val="clear" w:color="auto" w:fill="F7FBF9"/>
+            <w:tcMar>
+              <w:top w:w="105" w:type="dxa"/>
+              <w:bottom w:w="105" w:type="dxa"/>
+              <w:left w:w="150" w:type="dxa"/>
+              <w:right w:w="150" w:type="dxa"/>
+            </w:tcMar>
+          </w:tcPr>
+          <w:p>
+            <w:pPr>
+              <w:spacing w:line="240" w:lineRule="auto" w:before="60" w:after="60"/>
+            </w:pPr>
+            <w:r>
+              <w:t>不与既有行为打架。升级部署后若没人去开，系统行为与以前完全一样</w:t>
+            </w:r>
+          </w:p>
+        </w:tc>
+      </w:tr>
+      <w:tr>
+        <w:tc>
+          <w:tcPr>
+            <w:tcW w:type="dxa" w:w="4320"/>
+            <w:vAlign w:val="center"/>
+            <w:tcBorders>
+              <w:top w:val="single" w:sz="6" w:space="0" w:color="DDE7E3"/>
+              <w:bottom w:val="single" w:sz="6" w:space="0" w:color="DDE7E3"/>
+              <w:left w:val="single" w:sz="6" w:space="0" w:color="DDE7E3"/>
+              <w:right w:val="single" w:sz="6" w:space="0" w:color="DDE7E3"/>
+            </w:tcBorders>
+            <w:tcMar>
+              <w:top w:w="105" w:type="dxa"/>
+              <w:bottom w:w="105" w:type="dxa"/>
+              <w:left w:w="150" w:type="dxa"/>
+              <w:right w:w="150" w:type="dxa"/>
+            </w:tcMar>
+          </w:tcPr>
+          <w:p>
+            <w:pPr>
+              <w:spacing w:line="240" w:lineRule="auto" w:before="60" w:after="60"/>
+            </w:pPr>
+            <w:r>
+              <w:rPr>
+                <w:b/>
+              </w:rPr>
+              <w:t>不新增任何权限</w:t>
+            </w:r>
+          </w:p>
+        </w:tc>
+        <w:tc>
+          <w:tcPr>
+            <w:tcW w:type="dxa" w:w="4320"/>
+            <w:vAlign w:val="center"/>
+            <w:tcBorders>
+              <w:top w:val="single" w:sz="6" w:space="0" w:color="DDE7E3"/>
+              <w:bottom w:val="single" w:sz="6" w:space="0" w:color="DDE7E3"/>
+              <w:left w:val="single" w:sz="6" w:space="0" w:color="DDE7E3"/>
+              <w:right w:val="single" w:sz="6" w:space="0" w:color="DDE7E3"/>
+            </w:tcBorders>
+            <w:tcMar>
+              <w:top w:w="105" w:type="dxa"/>
+              <w:bottom w:w="105" w:type="dxa"/>
+              <w:left w:w="150" w:type="dxa"/>
+              <w:right w:w="150" w:type="dxa"/>
+            </w:tcMar>
+          </w:tcPr>
+          <w:p>
+            <w:pPr>
+              <w:spacing w:line="240" w:lineRule="auto" w:before="60" w:after="60"/>
+            </w:pPr>
+            <w:r>
+              <w:t xml:space="preserve">自动运营只是「替人按下巡检按钮」。能自动执行什么 </w:t>
+            </w:r>
+            <w:r>
+              <w:rPr>
+                <w:b/>
+              </w:rPr>
+              <w:t>完全由自主化策略与七道护栏决定</w:t>
+            </w:r>
+            <w:r>
+              <w:t xml:space="preserve"> </w:t>
+            </w:r>
+            <w:r>
+              <w:t>——</w:t>
+            </w:r>
+            <w:r>
+              <w:t xml:space="preserve"> </w:t>
+            </w:r>
+            <w:r>
+              <w:t>把开关打开</w:t>
+            </w:r>
+            <w:r>
+              <w:t xml:space="preserve"> </w:t>
+            </w:r>
+            <w:r>
+              <w:t xml:space="preserve"> ≠ </w:t>
+            </w:r>
+            <w:r>
+              <w:t xml:space="preserve"> </w:t>
+            </w:r>
+            <w:r>
+              <w:t>放开一切，发货</w:t>
+            </w:r>
+            <w:r>
+              <w:t xml:space="preserve"> </w:t>
+            </w:r>
+            <w:r>
+              <w:t xml:space="preserve"> / </w:t>
+            </w:r>
+            <w:r>
+              <w:t xml:space="preserve"> </w:t>
+            </w:r>
+            <w:r>
+              <w:t>退货</w:t>
+            </w:r>
+            <w:r>
+              <w:t xml:space="preserve"> </w:t>
+            </w:r>
+            <w:r>
+              <w:t xml:space="preserve"> / </w:t>
+            </w:r>
+            <w:r>
+              <w:t xml:space="preserve"> </w:t>
+            </w:r>
+            <w:r>
+              <w:t>取消在任何情况下都不会被自动执行</w:t>
+            </w:r>
+          </w:p>
+        </w:tc>
+      </w:tr>
+      <w:tr>
+        <w:tc>
+          <w:tcPr>
+            <w:tcW w:type="dxa" w:w="4320"/>
+            <w:vAlign w:val="center"/>
+            <w:tcBorders>
+              <w:top w:val="single" w:sz="6" w:space="0" w:color="DDE7E3"/>
+              <w:bottom w:val="single" w:sz="6" w:space="0" w:color="DDE7E3"/>
+              <w:left w:val="single" w:sz="6" w:space="0" w:color="DDE7E3"/>
+              <w:right w:val="single" w:sz="6" w:space="0" w:color="DDE7E3"/>
+            </w:tcBorders>
+            <w:shd w:val="clear" w:color="auto" w:fill="F7FBF9"/>
+            <w:tcMar>
+              <w:top w:w="105" w:type="dxa"/>
+              <w:bottom w:w="105" w:type="dxa"/>
+              <w:left w:w="150" w:type="dxa"/>
+              <w:right w:w="150" w:type="dxa"/>
+            </w:tcMar>
+          </w:tcPr>
+          <w:p>
+            <w:pPr>
+              <w:spacing w:line="240" w:lineRule="auto" w:before="60" w:after="60"/>
+            </w:pPr>
+            <w:r>
+              <w:rPr>
+                <w:b/>
+              </w:rPr>
+              <w:t>绝不拖垮服务</w:t>
+            </w:r>
+          </w:p>
+        </w:tc>
+        <w:tc>
+          <w:tcPr>
+            <w:tcW w:type="dxa" w:w="4320"/>
+            <w:vAlign w:val="center"/>
+            <w:tcBorders>
+              <w:top w:val="single" w:sz="6" w:space="0" w:color="DDE7E3"/>
+              <w:bottom w:val="single" w:sz="6" w:space="0" w:color="DDE7E3"/>
+              <w:left w:val="single" w:sz="6" w:space="0" w:color="DDE7E3"/>
+              <w:right w:val="single" w:sz="6" w:space="0" w:color="DDE7E3"/>
+            </w:tcBorders>
+            <w:shd w:val="clear" w:color="auto" w:fill="F7FBF9"/>
+            <w:tcMar>
+              <w:top w:w="105" w:type="dxa"/>
+              <w:bottom w:w="105" w:type="dxa"/>
+              <w:left w:w="150" w:type="dxa"/>
+              <w:right w:w="150" w:type="dxa"/>
+            </w:tcMar>
+          </w:tcPr>
+          <w:p>
+            <w:pPr>
+              <w:spacing w:line="240" w:lineRule="auto" w:before="60" w:after="60"/>
+            </w:pPr>
+            <w:r>
+              <w:t>循环体整体</w:t>
+            </w:r>
+            <w:r>
+              <w:t xml:space="preserve"> </w:t>
+            </w:r>
+            <w:r>
+              <w:t xml:space="preserve"> try/except</w:t>
+            </w:r>
+            <w:r>
+              <w:t xml:space="preserve"> </w:t>
+            </w:r>
+            <w:r>
+              <w:t>（异常只打印不抛出，循环不退出）；数据库操作走</w:t>
+            </w:r>
+            <w:r>
+              <w:t xml:space="preserve"> </w:t>
+            </w:r>
+            <w:r>
+              <w:t xml:space="preserve"> </w:t>
+            </w:r>
+            <w:r>
+              <w:t xml:space="preserve"> </w:t>
+            </w:r>
+            <w:r>
+              <w:rPr>
+                <w:rFonts w:ascii="Consolas" w:hAnsi="Consolas"/>
+                <w:color w:val="1F6B54"/>
+                <w:sz w:val="18"/>
+              </w:rPr>
+              <w:t>asyncio.to_thread</w:t>
+            </w:r>
+            <w:r>
+              <w:t xml:space="preserve"> </w:t>
+            </w:r>
+            <w:r>
+              <w:t xml:space="preserve"> </w:t>
+            </w:r>
+            <w:r>
+              <w:t xml:space="preserve"> </w:t>
+            </w:r>
+            <w:r>
+              <w:t>不阻塞事件循环；每</w:t>
+            </w:r>
+            <w:r>
+              <w:t xml:space="preserve"> </w:t>
+            </w:r>
+            <w:r>
+              <w:t xml:space="preserve"> 60 </w:t>
+            </w:r>
+            <w:r>
+              <w:t xml:space="preserve"> </w:t>
+            </w:r>
+            <w:r>
+              <w:t>秒才醒一次判断是否到点</w:t>
+            </w:r>
+          </w:p>
+        </w:tc>
+      </w:tr>
+    </w:tbl>
+    <w:p>
+      <w:r/>
+    </w:p>
+    <w:p>
+      <w:pPr>
+        <w:pStyle w:val="Heading3"/>
+      </w:pPr>
+      <w:r>
+        <w:rPr>
+          <w:rFonts w:ascii="Microsoft YaHei" w:eastAsia="Microsoft YaHei" w:hAnsi="Microsoft YaHei" w:cs="Microsoft YaHei" w:hint="eastAsia"/>
+          <w:color w:val="2E8B6E"/>
+          <w:sz w:val="24"/>
+          <w:lang w:eastAsia="zh-CN"/>
+        </w:rPr>
+        <w:t>8.3 运维总闸</w:t>
+      </w:r>
+      <w:r/>
+    </w:p>
+    <w:p>
+      <w:pPr/>
+      <w:r>
+        <w:rPr>
+          <w:rFonts w:ascii="Microsoft YaHei" w:eastAsia="Microsoft YaHei" w:hAnsi="Microsoft YaHei" w:cs="Microsoft YaHei" w:hint="eastAsia"/>
+          <w:lang w:eastAsia="zh-CN"/>
+        </w:rPr>
+        <w:t xml:space="preserve">环境变量 </w:t>
+      </w:r>
+      <w:r>
+        <w:rPr>
+          <w:rFonts w:ascii="Consolas" w:hAnsi="Consolas"/>
+          <w:color w:val="1F6B54"/>
+          <w:sz w:val="18"/>
+        </w:rPr>
+        <w:t>AUTOPILOT_DISABLED=1</w:t>
+      </w:r>
+      <w:r>
+        <w:rPr>
+          <w:rFonts w:ascii="Microsoft YaHei" w:eastAsia="Microsoft YaHei" w:hAnsi="Microsoft YaHei" w:cs="Microsoft YaHei" w:hint="eastAsia"/>
+          <w:lang w:eastAsia="zh-CN"/>
+        </w:rPr>
+        <w:t xml:space="preserve">（或 </w:t>
+      </w:r>
+      <w:r>
+        <w:rPr>
+          <w:rFonts w:ascii="Consolas" w:hAnsi="Consolas"/>
+          <w:color w:val="1F6B54"/>
+          <w:sz w:val="18"/>
+        </w:rPr>
+        <w:t>true</w:t>
+      </w:r>
+      <w:r>
+        <w:t xml:space="preserve"> / </w:t>
+      </w:r>
+      <w:r>
+        <w:rPr>
+          <w:rFonts w:ascii="Consolas" w:hAnsi="Consolas"/>
+          <w:color w:val="1F6B54"/>
+          <w:sz w:val="18"/>
+        </w:rPr>
+        <w:t>on</w:t>
+      </w:r>
+      <w:r>
+        <w:t xml:space="preserve"> / </w:t>
+      </w:r>
+      <w:r>
+        <w:rPr>
+          <w:rFonts w:ascii="Consolas" w:hAnsi="Consolas"/>
+          <w:color w:val="1F6B54"/>
+          <w:sz w:val="18"/>
+        </w:rPr>
+        <w:t>yes</w:t>
+      </w:r>
+      <w:r>
+        <w:rPr>
+          <w:rFonts w:ascii="Microsoft YaHei" w:eastAsia="Microsoft YaHei" w:hAnsi="Microsoft YaHei" w:cs="Microsoft YaHei" w:hint="eastAsia"/>
+          <w:lang w:eastAsia="zh-CN"/>
+        </w:rPr>
+        <w:t>）可</w:t>
+      </w:r>
+      <w:r>
+        <w:rPr>
+          <w:rFonts w:ascii="Microsoft YaHei" w:eastAsia="Microsoft YaHei" w:hAnsi="Microsoft YaHei" w:cs="Microsoft YaHei" w:hint="eastAsia"/>
+          <w:b/>
+          <w:lang w:eastAsia="zh-CN"/>
+        </w:rPr>
+        <w:t>强制不启动调度器</w:t>
+      </w:r>
+      <w:r>
+        <w:rPr>
+          <w:rFonts w:ascii="Microsoft YaHei" w:eastAsia="Microsoft YaHei" w:hAnsi="Microsoft YaHei" w:cs="Microsoft YaHei" w:hint="eastAsia"/>
+          <w:lang w:eastAsia="zh-CN"/>
+        </w:rPr>
+        <w:t>， 页面上的开关也随之失效。用于排障、迁移，或不希望容器后台跑定时任务的场景。</w:t>
+      </w:r>
+      <w:r/>
+    </w:p>
+    <w:p>
+      <w:pPr>
+        <w:pStyle w:val="Heading3"/>
+      </w:pPr>
+      <w:r>
+        <w:rPr>
+          <w:rFonts w:ascii="Microsoft YaHei" w:eastAsia="Microsoft YaHei" w:hAnsi="Microsoft YaHei" w:cs="Microsoft YaHei" w:hint="eastAsia"/>
+          <w:color w:val="2E8B6E"/>
+          <w:sz w:val="24"/>
+          <w:lang w:eastAsia="zh-CN"/>
+        </w:rPr>
+        <w:t>8.4 可观测性</w:t>
+      </w:r>
+      <w:r/>
+    </w:p>
+    <w:tbl>
+      <w:tblPr>
+        <w:tblW w:type="pct" w:w="5000"/>
+        <w:tblLook w:firstColumn="1" w:firstRow="1" w:lastColumn="0" w:lastRow="0" w:noHBand="0" w:noVBand="1" w:val="04A0"/>
+        <w:tblLayout w:type="autofit"/>
+      </w:tblPr>
+      <w:tblGrid>
+        <w:gridCol w:w="4320"/>
+        <w:gridCol w:w="4320"/>
+      </w:tblGrid>
+      <w:tr>
+        <w:tc>
+          <w:tcPr>
+            <w:tcW w:type="dxa" w:w="4320"/>
+            <w:tcBorders>
+              <w:top w:val="single" w:sz="6" w:space="0" w:color="1F6B54"/>
+              <w:bottom w:val="single" w:sz="6" w:space="0" w:color="1F6B54"/>
+              <w:left w:val="single" w:sz="6" w:space="0" w:color="1F6B54"/>
+              <w:right w:val="single" w:sz="6" w:space="0" w:color="1F6B54"/>
+            </w:tcBorders>
+            <w:shd w:val="clear" w:color="auto" w:fill="1F6B54"/>
+            <w:vAlign w:val="center"/>
+            <w:tcMar>
+              <w:top w:w="120" w:type="dxa"/>
+              <w:bottom w:w="120" w:type="dxa"/>
+              <w:left w:w="150" w:type="dxa"/>
+              <w:right w:w="150" w:type="dxa"/>
+            </w:tcMar>
+          </w:tcPr>
+          <w:p>
+            <w:pPr>
+              <w:jc w:val="left"/>
+              <w:spacing w:line="240" w:lineRule="auto" w:before="60" w:after="60"/>
+            </w:pPr>
+            <w:r>
+              <w:rPr>
+                <w:b/>
+                <w:color w:val="FFFFFF"/>
+              </w:rPr>
+              <w:t>观测点</w:t>
+            </w:r>
+          </w:p>
+        </w:tc>
+        <w:tc>
+          <w:tcPr>
+            <w:tcW w:type="dxa" w:w="4320"/>
+            <w:tcBorders>
+              <w:top w:val="single" w:sz="6" w:space="0" w:color="1F6B54"/>
+              <w:bottom w:val="single" w:sz="6" w:space="0" w:color="1F6B54"/>
+              <w:left w:val="single" w:sz="6" w:space="0" w:color="1F6B54"/>
+              <w:right w:val="single" w:sz="6" w:space="0" w:color="1F6B54"/>
+            </w:tcBorders>
+            <w:shd w:val="clear" w:color="auto" w:fill="1F6B54"/>
+            <w:vAlign w:val="center"/>
+            <w:tcMar>
+              <w:top w:w="120" w:type="dxa"/>
+              <w:bottom w:w="120" w:type="dxa"/>
+              <w:left w:w="150" w:type="dxa"/>
+              <w:right w:w="150" w:type="dxa"/>
+            </w:tcMar>
+          </w:tcPr>
+          <w:p>
+            <w:pPr>
+              <w:jc w:val="left"/>
+              <w:spacing w:line="240" w:lineRule="auto" w:before="60" w:after="60"/>
+            </w:pPr>
+            <w:r>
+              <w:rPr>
+                <w:b/>
+                <w:color w:val="FFFFFF"/>
+              </w:rPr>
+              <w:t>位置</w:t>
+            </w:r>
+          </w:p>
+        </w:tc>
+      </w:tr>
+      <w:tr>
+        <w:tc>
+          <w:tcPr>
+            <w:tcW w:type="dxa" w:w="4320"/>
+            <w:vAlign w:val="center"/>
+            <w:tcBorders>
+              <w:top w:val="single" w:sz="6" w:space="0" w:color="DDE7E3"/>
+              <w:bottom w:val="single" w:sz="6" w:space="0" w:color="DDE7E3"/>
+              <w:left w:val="single" w:sz="6" w:space="0" w:color="DDE7E3"/>
+              <w:right w:val="single" w:sz="6" w:space="0" w:color="DDE7E3"/>
+            </w:tcBorders>
+            <w:shd w:val="clear" w:color="auto" w:fill="F7FBF9"/>
+            <w:tcMar>
+              <w:top w:w="105" w:type="dxa"/>
+              <w:bottom w:w="105" w:type="dxa"/>
+              <w:left w:w="150" w:type="dxa"/>
+              <w:right w:w="150" w:type="dxa"/>
+            </w:tcMar>
+          </w:tcPr>
+          <w:p>
+            <w:pPr>
+              <w:spacing w:line="240" w:lineRule="auto" w:before="60" w:after="60"/>
+            </w:pPr>
+            <w:r>
+              <w:t>是否开启</w:t>
+            </w:r>
+            <w:r>
+              <w:t xml:space="preserve"> </w:t>
+            </w:r>
+            <w:r>
+              <w:t xml:space="preserve"> / </w:t>
+            </w:r>
+            <w:r>
+              <w:t xml:space="preserve"> </w:t>
+            </w:r>
+            <w:r>
+              <w:t>间隔</w:t>
+            </w:r>
+            <w:r>
+              <w:t xml:space="preserve"> </w:t>
+            </w:r>
+            <w:r>
+              <w:t xml:space="preserve"> / </w:t>
+            </w:r>
+            <w:r>
+              <w:t xml:space="preserve"> </w:t>
+            </w:r>
+            <w:r>
+              <w:rPr>
+                <w:b/>
+              </w:rPr>
+              <w:t>下一轮时间</w:t>
+            </w:r>
+          </w:p>
+        </w:tc>
+        <w:tc>
+          <w:tcPr>
+            <w:tcW w:type="dxa" w:w="4320"/>
+            <w:vAlign w:val="center"/>
+            <w:tcBorders>
+              <w:top w:val="single" w:sz="6" w:space="0" w:color="DDE7E3"/>
+              <w:bottom w:val="single" w:sz="6" w:space="0" w:color="DDE7E3"/>
+              <w:left w:val="single" w:sz="6" w:space="0" w:color="DDE7E3"/>
+              <w:right w:val="single" w:sz="6" w:space="0" w:color="DDE7E3"/>
+            </w:tcBorders>
+            <w:shd w:val="clear" w:color="auto" w:fill="F7FBF9"/>
+            <w:tcMar>
+              <w:top w:w="105" w:type="dxa"/>
+              <w:bottom w:w="105" w:type="dxa"/>
+              <w:left w:w="150" w:type="dxa"/>
+              <w:right w:w="150" w:type="dxa"/>
+            </w:tcMar>
+          </w:tcPr>
+          <w:p>
+            <w:pPr>
+              <w:spacing w:line="240" w:lineRule="auto" w:before="60" w:after="60"/>
+            </w:pPr>
+            <w:r>
+              <w:t>前端「运营任务中心」顶部状态条</w:t>
+            </w:r>
+          </w:p>
+        </w:tc>
+      </w:tr>
+      <w:tr>
+        <w:tc>
+          <w:tcPr>
+            <w:tcW w:type="dxa" w:w="4320"/>
+            <w:vAlign w:val="center"/>
+            <w:tcBorders>
+              <w:top w:val="single" w:sz="6" w:space="0" w:color="DDE7E3"/>
+              <w:bottom w:val="single" w:sz="6" w:space="0" w:color="DDE7E3"/>
+              <w:left w:val="single" w:sz="6" w:space="0" w:color="DDE7E3"/>
+              <w:right w:val="single" w:sz="6" w:space="0" w:color="DDE7E3"/>
+            </w:tcBorders>
+            <w:tcMar>
+              <w:top w:w="105" w:type="dxa"/>
+              <w:bottom w:w="105" w:type="dxa"/>
+              <w:left w:w="150" w:type="dxa"/>
+              <w:right w:w="150" w:type="dxa"/>
+            </w:tcMar>
+          </w:tcPr>
+          <w:p>
+            <w:pPr>
+              <w:spacing w:line="240" w:lineRule="auto" w:before="60" w:after="60"/>
+            </w:pPr>
+            <w:r>
+              <w:t>每一轮干了什么</w:t>
+            </w:r>
+          </w:p>
+        </w:tc>
+        <w:tc>
+          <w:tcPr>
+            <w:tcW w:type="dxa" w:w="4320"/>
+            <w:vAlign w:val="center"/>
+            <w:tcBorders>
+              <w:top w:val="single" w:sz="6" w:space="0" w:color="DDE7E3"/>
+              <w:bottom w:val="single" w:sz="6" w:space="0" w:color="DDE7E3"/>
+              <w:left w:val="single" w:sz="6" w:space="0" w:color="DDE7E3"/>
+              <w:right w:val="single" w:sz="6" w:space="0" w:color="DDE7E3"/>
+            </w:tcBorders>
+            <w:tcMar>
+              <w:top w:w="105" w:type="dxa"/>
+              <w:bottom w:w="105" w:type="dxa"/>
+              <w:left w:w="150" w:type="dxa"/>
+              <w:right w:w="150" w:type="dxa"/>
+            </w:tcMar>
+          </w:tcPr>
+          <w:p>
+            <w:pPr>
+              <w:spacing w:line="240" w:lineRule="auto" w:before="60" w:after="60"/>
+            </w:pPr>
+            <w:r>
+              <w:t>前端「</w:t>
+            </w:r>
+            <w:r>
+              <w:t xml:space="preserve"> </w:t>
+            </w:r>
+            <w:r>
+              <w:t xml:space="preserve">🤖 </w:t>
+            </w:r>
+            <w:r>
+              <w:t xml:space="preserve"> </w:t>
+            </w:r>
+            <w:r>
+              <w:t>自动运营记录」面板（触发方式</w:t>
+            </w:r>
+            <w:r>
+              <w:t xml:space="preserve"> </w:t>
+            </w:r>
+            <w:r>
+              <w:t xml:space="preserve"> / </w:t>
+            </w:r>
+            <w:r>
+              <w:t xml:space="preserve"> </w:t>
+            </w:r>
+            <w:r>
+              <w:t>巡检结果</w:t>
+            </w:r>
+            <w:r>
+              <w:t xml:space="preserve"> </w:t>
+            </w:r>
+            <w:r>
+              <w:t xml:space="preserve"> / </w:t>
+            </w:r>
+            <w:r>
+              <w:t xml:space="preserve"> </w:t>
+            </w:r>
+            <w:r>
+              <w:t>新建</w:t>
+            </w:r>
+            <w:r>
+              <w:t xml:space="preserve"> </w:t>
+            </w:r>
+            <w:r>
+              <w:t xml:space="preserve"> / </w:t>
+            </w:r>
+            <w:r>
+              <w:t xml:space="preserve"> </w:t>
+            </w:r>
+            <w:r>
+              <w:t>自动执行</w:t>
+            </w:r>
+            <w:r>
+              <w:t xml:space="preserve"> </w:t>
+            </w:r>
+            <w:r>
+              <w:t xml:space="preserve"> / </w:t>
+            </w:r>
+            <w:r>
+              <w:t xml:space="preserve"> </w:t>
+            </w:r>
+            <w:r>
+              <w:t>转人工）</w:t>
+            </w:r>
+          </w:p>
+        </w:tc>
+      </w:tr>
+      <w:tr>
+        <w:tc>
+          <w:tcPr>
+            <w:tcW w:type="dxa" w:w="4320"/>
+            <w:vAlign w:val="center"/>
+            <w:tcBorders>
+              <w:top w:val="single" w:sz="6" w:space="0" w:color="DDE7E3"/>
+              <w:bottom w:val="single" w:sz="6" w:space="0" w:color="DDE7E3"/>
+              <w:left w:val="single" w:sz="6" w:space="0" w:color="DDE7E3"/>
+              <w:right w:val="single" w:sz="6" w:space="0" w:color="DDE7E3"/>
+            </w:tcBorders>
+            <w:shd w:val="clear" w:color="auto" w:fill="F7FBF9"/>
+            <w:tcMar>
+              <w:top w:w="105" w:type="dxa"/>
+              <w:bottom w:w="105" w:type="dxa"/>
+              <w:left w:w="150" w:type="dxa"/>
+              <w:right w:w="150" w:type="dxa"/>
+            </w:tcMar>
+          </w:tcPr>
+          <w:p>
+            <w:pPr>
+              <w:spacing w:line="240" w:lineRule="auto" w:before="60" w:after="60"/>
+            </w:pPr>
+            <w:r>
+              <w:t>原始记录</w:t>
+            </w:r>
+          </w:p>
+        </w:tc>
+        <w:tc>
+          <w:tcPr>
+            <w:tcW w:type="dxa" w:w="4320"/>
+            <w:vAlign w:val="center"/>
+            <w:tcBorders>
+              <w:top w:val="single" w:sz="6" w:space="0" w:color="DDE7E3"/>
+              <w:bottom w:val="single" w:sz="6" w:space="0" w:color="DDE7E3"/>
+              <w:left w:val="single" w:sz="6" w:space="0" w:color="DDE7E3"/>
+              <w:right w:val="single" w:sz="6" w:space="0" w:color="DDE7E3"/>
+            </w:tcBorders>
+            <w:shd w:val="clear" w:color="auto" w:fill="F7FBF9"/>
+            <w:tcMar>
+              <w:top w:w="105" w:type="dxa"/>
+              <w:bottom w:w="105" w:type="dxa"/>
+              <w:left w:w="150" w:type="dxa"/>
+              <w:right w:w="150" w:type="dxa"/>
+            </w:tcMar>
+          </w:tcPr>
+          <w:p>
+            <w:pPr>
+              <w:spacing w:line="240" w:lineRule="auto" w:before="60" w:after="60"/>
+            </w:pPr>
+            <w:r>
+              <w:rPr>
+                <w:rFonts w:ascii="Consolas" w:hAnsi="Consolas"/>
+                <w:color w:val="1F6B54"/>
+                <w:sz w:val="18"/>
+              </w:rPr>
+              <w:t>autopilot_runs</w:t>
+            </w:r>
+            <w:r>
+              <w:t xml:space="preserve"> </w:t>
+            </w:r>
+            <w:r>
+              <w:t xml:space="preserve"> </w:t>
+            </w:r>
+            <w:r>
+              <w:t xml:space="preserve"> </w:t>
+            </w:r>
+            <w:r>
+              <w:t>表（含本轮扫到的候选</w:t>
+            </w:r>
+            <w:r>
+              <w:t xml:space="preserve"> </w:t>
+            </w:r>
+            <w:r>
+              <w:t xml:space="preserve"> JSON</w:t>
+            </w:r>
+            <w:r>
+              <w:t xml:space="preserve"> </w:t>
+            </w:r>
+            <w:r>
+              <w:t>，便于复盘）</w:t>
+            </w:r>
+          </w:p>
+        </w:tc>
+      </w:tr>
+      <w:tr>
+        <w:tc>
+          <w:tcPr>
+            <w:tcW w:type="dxa" w:w="4320"/>
+            <w:vAlign w:val="center"/>
+            <w:tcBorders>
+              <w:top w:val="single" w:sz="6" w:space="0" w:color="DDE7E3"/>
+              <w:bottom w:val="single" w:sz="6" w:space="0" w:color="DDE7E3"/>
+              <w:left w:val="single" w:sz="6" w:space="0" w:color="DDE7E3"/>
+              <w:right w:val="single" w:sz="6" w:space="0" w:color="DDE7E3"/>
+            </w:tcBorders>
+            <w:tcMar>
+              <w:top w:w="105" w:type="dxa"/>
+              <w:bottom w:w="105" w:type="dxa"/>
+              <w:left w:w="150" w:type="dxa"/>
+              <w:right w:w="150" w:type="dxa"/>
+            </w:tcMar>
+          </w:tcPr>
+          <w:p>
+            <w:pPr>
+              <w:spacing w:line="240" w:lineRule="auto" w:before="60" w:after="60"/>
+            </w:pPr>
+            <w:r>
+              <w:t>进程日志</w:t>
+            </w:r>
+          </w:p>
+        </w:tc>
+        <w:tc>
+          <w:tcPr>
+            <w:tcW w:type="dxa" w:w="4320"/>
+            <w:vAlign w:val="center"/>
+            <w:tcBorders>
+              <w:top w:val="single" w:sz="6" w:space="0" w:color="DDE7E3"/>
+              <w:bottom w:val="single" w:sz="6" w:space="0" w:color="DDE7E3"/>
+              <w:left w:val="single" w:sz="6" w:space="0" w:color="DDE7E3"/>
+              <w:right w:val="single" w:sz="6" w:space="0" w:color="DDE7E3"/>
+            </w:tcBorders>
+            <w:tcMar>
+              <w:top w:w="105" w:type="dxa"/>
+              <w:bottom w:w="105" w:type="dxa"/>
+              <w:left w:w="150" w:type="dxa"/>
+              <w:right w:w="150" w:type="dxa"/>
+            </w:tcMar>
+          </w:tcPr>
+          <w:p>
+            <w:pPr>
+              <w:spacing w:line="240" w:lineRule="auto" w:before="60" w:after="60"/>
+            </w:pPr>
+            <w:r>
+              <w:rPr>
+                <w:rFonts w:ascii="Consolas" w:hAnsi="Consolas"/>
+                <w:color w:val="1F6B54"/>
+                <w:sz w:val="18"/>
+              </w:rPr>
+              <w:t>[autopilot] 调度器就绪…</w:t>
+            </w:r>
+            <w:r>
+              <w:t xml:space="preserve"> / </w:t>
+            </w:r>
+            <w:r>
+              <w:rPr>
+                <w:rFonts w:ascii="Consolas" w:hAnsi="Consolas"/>
+                <w:color w:val="1F6B54"/>
+                <w:sz w:val="18"/>
+              </w:rPr>
+              <w:t>第 N 轮完成：…</w:t>
+            </w:r>
+            <w:r>
+              <w:t xml:space="preserve"> / </w:t>
+            </w:r>
+            <w:r>
+              <w:rPr>
+                <w:rFonts w:ascii="Consolas" w:hAnsi="Consolas"/>
+                <w:color w:val="1F6B54"/>
+                <w:sz w:val="18"/>
+              </w:rPr>
+              <w:t>本轮异常已忽略：…</w:t>
+            </w:r>
+          </w:p>
+        </w:tc>
+      </w:tr>
+    </w:tbl>
+    <w:p>
+      <w:r/>
+    </w:p>
+    <w:p>
+      <w:pPr>
+        <w:pStyle w:val="Heading2"/>
+      </w:pPr>
+      <w:r>
+        <w:rPr>
+          <w:rFonts w:ascii="Microsoft YaHei" w:eastAsia="Microsoft YaHei" w:hAnsi="Microsoft YaHei" w:cs="Microsoft YaHei" w:hint="eastAsia"/>
+          <w:color w:val="1F6B54"/>
+          <w:sz w:val="28"/>
+          <w:lang w:eastAsia="zh-CN"/>
+        </w:rPr>
+        <w:t>九、API 接口清单（完整）</w:t>
+      </w:r>
+      <w:r/>
+    </w:p>
+    <w:p>
+      <w:pPr>
+        <w:pStyle w:val="Heading3"/>
+      </w:pPr>
+      <w:r>
+        <w:rPr>
+          <w:rFonts w:ascii="Microsoft YaHei" w:eastAsia="Microsoft YaHei" w:hAnsi="Microsoft YaHei" w:cs="Microsoft YaHei" w:hint="eastAsia"/>
+          <w:color w:val="2E8B6E"/>
+          <w:sz w:val="24"/>
+          <w:lang w:eastAsia="zh-CN"/>
+        </w:rPr>
+        <w:t>9.1 系统</w:t>
       </w:r>
       <w:r/>
     </w:p>
@@ -5614,7 +6911,7 @@
                 <w:color w:val="1F6B54"/>
                 <w:sz w:val="18"/>
               </w:rPr>
-              <w:t>/api/analytics/health-db</w:t>
+              <w:t>/api/health</w:t>
             </w:r>
           </w:p>
         </w:tc>
@@ -5641,513 +6938,7 @@
               <w:spacing w:line="240" w:lineRule="auto" w:before="60" w:after="60"/>
             </w:pPr>
             <w:r>
-              <w:t>数据库连通性自检</w:t>
-            </w:r>
-          </w:p>
-        </w:tc>
-      </w:tr>
-      <w:tr>
-        <w:tc>
-          <w:tcPr>
-            <w:tcW w:type="dxa" w:w="2880"/>
-            <w:vAlign w:val="center"/>
-            <w:tcBorders>
-              <w:top w:val="single" w:sz="6" w:space="0" w:color="DDE7E3"/>
-              <w:bottom w:val="single" w:sz="6" w:space="0" w:color="DDE7E3"/>
-              <w:left w:val="single" w:sz="6" w:space="0" w:color="DDE7E3"/>
-              <w:right w:val="single" w:sz="6" w:space="0" w:color="DDE7E3"/>
-            </w:tcBorders>
-            <w:tcMar>
-              <w:top w:w="105" w:type="dxa"/>
-              <w:bottom w:w="105" w:type="dxa"/>
-              <w:left w:w="150" w:type="dxa"/>
-              <w:right w:w="150" w:type="dxa"/>
-            </w:tcMar>
-          </w:tcPr>
-          <w:p>
-            <w:pPr>
-              <w:spacing w:line="240" w:lineRule="auto" w:before="60" w:after="60"/>
-            </w:pPr>
-            <w:r>
-              <w:t>GET</w:t>
-            </w:r>
-          </w:p>
-        </w:tc>
-        <w:tc>
-          <w:tcPr>
-            <w:tcW w:type="dxa" w:w="2880"/>
-            <w:vAlign w:val="center"/>
-            <w:tcBorders>
-              <w:top w:val="single" w:sz="6" w:space="0" w:color="DDE7E3"/>
-              <w:bottom w:val="single" w:sz="6" w:space="0" w:color="DDE7E3"/>
-              <w:left w:val="single" w:sz="6" w:space="0" w:color="DDE7E3"/>
-              <w:right w:val="single" w:sz="6" w:space="0" w:color="DDE7E3"/>
-            </w:tcBorders>
-            <w:tcMar>
-              <w:top w:w="105" w:type="dxa"/>
-              <w:bottom w:w="105" w:type="dxa"/>
-              <w:left w:w="150" w:type="dxa"/>
-              <w:right w:w="150" w:type="dxa"/>
-            </w:tcMar>
-          </w:tcPr>
-          <w:p>
-            <w:pPr>
-              <w:spacing w:line="240" w:lineRule="auto" w:before="60" w:after="60"/>
-            </w:pPr>
-            <w:r>
-              <w:rPr>
-                <w:rFonts w:ascii="Consolas" w:hAnsi="Consolas"/>
-                <w:color w:val="1F6B54"/>
-                <w:sz w:val="18"/>
-              </w:rPr>
-              <w:t>/api/analytics/overview</w:t>
-            </w:r>
-          </w:p>
-        </w:tc>
-        <w:tc>
-          <w:tcPr>
-            <w:tcW w:type="dxa" w:w="2880"/>
-            <w:vAlign w:val="center"/>
-            <w:tcBorders>
-              <w:top w:val="single" w:sz="6" w:space="0" w:color="DDE7E3"/>
-              <w:bottom w:val="single" w:sz="6" w:space="0" w:color="DDE7E3"/>
-              <w:left w:val="single" w:sz="6" w:space="0" w:color="DDE7E3"/>
-              <w:right w:val="single" w:sz="6" w:space="0" w:color="DDE7E3"/>
-            </w:tcBorders>
-            <w:tcMar>
-              <w:top w:w="105" w:type="dxa"/>
-              <w:bottom w:w="105" w:type="dxa"/>
-              <w:left w:w="150" w:type="dxa"/>
-              <w:right w:w="150" w:type="dxa"/>
-            </w:tcMar>
-          </w:tcPr>
-          <w:p>
-            <w:pPr>
-              <w:spacing w:line="240" w:lineRule="auto" w:before="60" w:after="60"/>
-            </w:pPr>
-            <w:r>
-              <w:t>经营概览（订单</w:t>
-            </w:r>
-            <w:r>
-              <w:t xml:space="preserve"> </w:t>
-            </w:r>
-            <w:r>
-              <w:t xml:space="preserve"> / </w:t>
-            </w:r>
-            <w:r>
-              <w:t xml:space="preserve"> </w:t>
-            </w:r>
-            <w:r>
-              <w:t>营业额</w:t>
-            </w:r>
-            <w:r>
-              <w:t xml:space="preserve"> </w:t>
-            </w:r>
-            <w:r>
-              <w:t xml:space="preserve"> / </w:t>
-            </w:r>
-            <w:r>
-              <w:t xml:space="preserve"> </w:t>
-            </w:r>
-            <w:r>
-              <w:t>钱包</w:t>
-            </w:r>
-            <w:r>
-              <w:t xml:space="preserve"> </w:t>
-            </w:r>
-            <w:r>
-              <w:t xml:space="preserve"> / </w:t>
-            </w:r>
-            <w:r>
-              <w:t xml:space="preserve"> </w:t>
-            </w:r>
-            <w:r>
-              <w:t>待发货</w:t>
-            </w:r>
-            <w:r>
-              <w:t xml:space="preserve"> </w:t>
-            </w:r>
-            <w:r>
-              <w:t xml:space="preserve"> / </w:t>
-            </w:r>
-            <w:r>
-              <w:t xml:space="preserve"> </w:t>
-            </w:r>
-            <w:r>
-              <w:t>库存预警数）</w:t>
-            </w:r>
-          </w:p>
-        </w:tc>
-      </w:tr>
-      <w:tr>
-        <w:tc>
-          <w:tcPr>
-            <w:tcW w:type="dxa" w:w="2880"/>
-            <w:vAlign w:val="center"/>
-            <w:tcBorders>
-              <w:top w:val="single" w:sz="6" w:space="0" w:color="DDE7E3"/>
-              <w:bottom w:val="single" w:sz="6" w:space="0" w:color="DDE7E3"/>
-              <w:left w:val="single" w:sz="6" w:space="0" w:color="DDE7E3"/>
-              <w:right w:val="single" w:sz="6" w:space="0" w:color="DDE7E3"/>
-            </w:tcBorders>
-            <w:shd w:val="clear" w:color="auto" w:fill="F7FBF9"/>
-            <w:tcMar>
-              <w:top w:w="105" w:type="dxa"/>
-              <w:bottom w:w="105" w:type="dxa"/>
-              <w:left w:w="150" w:type="dxa"/>
-              <w:right w:w="150" w:type="dxa"/>
-            </w:tcMar>
-          </w:tcPr>
-          <w:p>
-            <w:pPr>
-              <w:spacing w:line="240" w:lineRule="auto" w:before="60" w:after="60"/>
-            </w:pPr>
-            <w:r>
-              <w:t>GET</w:t>
-            </w:r>
-          </w:p>
-        </w:tc>
-        <w:tc>
-          <w:tcPr>
-            <w:tcW w:type="dxa" w:w="2880"/>
-            <w:vAlign w:val="center"/>
-            <w:tcBorders>
-              <w:top w:val="single" w:sz="6" w:space="0" w:color="DDE7E3"/>
-              <w:bottom w:val="single" w:sz="6" w:space="0" w:color="DDE7E3"/>
-              <w:left w:val="single" w:sz="6" w:space="0" w:color="DDE7E3"/>
-              <w:right w:val="single" w:sz="6" w:space="0" w:color="DDE7E3"/>
-            </w:tcBorders>
-            <w:shd w:val="clear" w:color="auto" w:fill="F7FBF9"/>
-            <w:tcMar>
-              <w:top w:w="105" w:type="dxa"/>
-              <w:bottom w:w="105" w:type="dxa"/>
-              <w:left w:w="150" w:type="dxa"/>
-              <w:right w:w="150" w:type="dxa"/>
-            </w:tcMar>
-          </w:tcPr>
-          <w:p>
-            <w:pPr>
-              <w:spacing w:line="240" w:lineRule="auto" w:before="60" w:after="60"/>
-            </w:pPr>
-            <w:r>
-              <w:rPr>
-                <w:rFonts w:ascii="Consolas" w:hAnsi="Consolas"/>
-                <w:color w:val="1F6B54"/>
-                <w:sz w:val="18"/>
-              </w:rPr>
-              <w:t>/api/analytics/diagnosis</w:t>
-            </w:r>
-          </w:p>
-        </w:tc>
-        <w:tc>
-          <w:tcPr>
-            <w:tcW w:type="dxa" w:w="2880"/>
-            <w:vAlign w:val="center"/>
-            <w:tcBorders>
-              <w:top w:val="single" w:sz="6" w:space="0" w:color="DDE7E3"/>
-              <w:bottom w:val="single" w:sz="6" w:space="0" w:color="DDE7E3"/>
-              <w:left w:val="single" w:sz="6" w:space="0" w:color="DDE7E3"/>
-              <w:right w:val="single" w:sz="6" w:space="0" w:color="DDE7E3"/>
-            </w:tcBorders>
-            <w:shd w:val="clear" w:color="auto" w:fill="F7FBF9"/>
-            <w:tcMar>
-              <w:top w:w="105" w:type="dxa"/>
-              <w:bottom w:w="105" w:type="dxa"/>
-              <w:left w:w="150" w:type="dxa"/>
-              <w:right w:w="150" w:type="dxa"/>
-            </w:tcMar>
-          </w:tcPr>
-          <w:p>
-            <w:pPr>
-              <w:spacing w:line="240" w:lineRule="auto" w:before="60" w:after="60"/>
-            </w:pPr>
-            <w:r>
-              <w:rPr>
-                <w:b/>
-              </w:rPr>
-              <w:t>经营诊断</w:t>
-            </w:r>
-            <w:r>
-              <w:t xml:space="preserve"> </w:t>
-            </w:r>
-            <w:r>
-              <w:t>：真实指标聚合</w:t>
-            </w:r>
-            <w:r>
-              <w:t xml:space="preserve"> </w:t>
-            </w:r>
-            <w:r>
-              <w:t xml:space="preserve"> + </w:t>
-            </w:r>
-            <w:r>
-              <w:t xml:space="preserve"> </w:t>
-            </w:r>
-            <w:r>
-              <w:t>大模型生成「说人话」的行动建议</w:t>
-            </w:r>
-          </w:p>
-        </w:tc>
-      </w:tr>
-      <w:tr>
-        <w:tc>
-          <w:tcPr>
-            <w:tcW w:type="dxa" w:w="2880"/>
-            <w:vAlign w:val="center"/>
-            <w:tcBorders>
-              <w:top w:val="single" w:sz="6" w:space="0" w:color="DDE7E3"/>
-              <w:bottom w:val="single" w:sz="6" w:space="0" w:color="DDE7E3"/>
-              <w:left w:val="single" w:sz="6" w:space="0" w:color="DDE7E3"/>
-              <w:right w:val="single" w:sz="6" w:space="0" w:color="DDE7E3"/>
-            </w:tcBorders>
-            <w:tcMar>
-              <w:top w:w="105" w:type="dxa"/>
-              <w:bottom w:w="105" w:type="dxa"/>
-              <w:left w:w="150" w:type="dxa"/>
-              <w:right w:w="150" w:type="dxa"/>
-            </w:tcMar>
-          </w:tcPr>
-          <w:p>
-            <w:pPr>
-              <w:spacing w:line="240" w:lineRule="auto" w:before="60" w:after="60"/>
-            </w:pPr>
-            <w:r>
-              <w:t>GET</w:t>
-            </w:r>
-          </w:p>
-        </w:tc>
-        <w:tc>
-          <w:tcPr>
-            <w:tcW w:type="dxa" w:w="2880"/>
-            <w:vAlign w:val="center"/>
-            <w:tcBorders>
-              <w:top w:val="single" w:sz="6" w:space="0" w:color="DDE7E3"/>
-              <w:bottom w:val="single" w:sz="6" w:space="0" w:color="DDE7E3"/>
-              <w:left w:val="single" w:sz="6" w:space="0" w:color="DDE7E3"/>
-              <w:right w:val="single" w:sz="6" w:space="0" w:color="DDE7E3"/>
-            </w:tcBorders>
-            <w:tcMar>
-              <w:top w:w="105" w:type="dxa"/>
-              <w:bottom w:w="105" w:type="dxa"/>
-              <w:left w:w="150" w:type="dxa"/>
-              <w:right w:w="150" w:type="dxa"/>
-            </w:tcMar>
-          </w:tcPr>
-          <w:p>
-            <w:pPr>
-              <w:spacing w:line="240" w:lineRule="auto" w:before="60" w:after="60"/>
-            </w:pPr>
-            <w:r>
-              <w:rPr>
-                <w:rFonts w:ascii="Consolas" w:hAnsi="Consolas"/>
-                <w:color w:val="1F6B54"/>
-                <w:sz w:val="18"/>
-              </w:rPr>
-              <w:t>/api/analytics/sales-top</w:t>
-            </w:r>
-          </w:p>
-        </w:tc>
-        <w:tc>
-          <w:tcPr>
-            <w:tcW w:type="dxa" w:w="2880"/>
-            <w:vAlign w:val="center"/>
-            <w:tcBorders>
-              <w:top w:val="single" w:sz="6" w:space="0" w:color="DDE7E3"/>
-              <w:bottom w:val="single" w:sz="6" w:space="0" w:color="DDE7E3"/>
-              <w:left w:val="single" w:sz="6" w:space="0" w:color="DDE7E3"/>
-              <w:right w:val="single" w:sz="6" w:space="0" w:color="DDE7E3"/>
-            </w:tcBorders>
-            <w:tcMar>
-              <w:top w:w="105" w:type="dxa"/>
-              <w:bottom w:w="105" w:type="dxa"/>
-              <w:left w:w="150" w:type="dxa"/>
-              <w:right w:w="150" w:type="dxa"/>
-            </w:tcMar>
-          </w:tcPr>
-          <w:p>
-            <w:pPr>
-              <w:spacing w:line="240" w:lineRule="auto" w:before="60" w:after="60"/>
-            </w:pPr>
-            <w:r>
-              <w:t>销量排行</w:t>
-            </w:r>
-            <w:r>
-              <w:t xml:space="preserve"> </w:t>
-            </w:r>
-            <w:r>
-              <w:t xml:space="preserve"> Top N</w:t>
-            </w:r>
-          </w:p>
-        </w:tc>
-      </w:tr>
-      <w:tr>
-        <w:tc>
-          <w:tcPr>
-            <w:tcW w:type="dxa" w:w="2880"/>
-            <w:vAlign w:val="center"/>
-            <w:tcBorders>
-              <w:top w:val="single" w:sz="6" w:space="0" w:color="DDE7E3"/>
-              <w:bottom w:val="single" w:sz="6" w:space="0" w:color="DDE7E3"/>
-              <w:left w:val="single" w:sz="6" w:space="0" w:color="DDE7E3"/>
-              <w:right w:val="single" w:sz="6" w:space="0" w:color="DDE7E3"/>
-            </w:tcBorders>
-            <w:shd w:val="clear" w:color="auto" w:fill="F7FBF9"/>
-            <w:tcMar>
-              <w:top w:w="105" w:type="dxa"/>
-              <w:bottom w:w="105" w:type="dxa"/>
-              <w:left w:w="150" w:type="dxa"/>
-              <w:right w:w="150" w:type="dxa"/>
-            </w:tcMar>
-          </w:tcPr>
-          <w:p>
-            <w:pPr>
-              <w:spacing w:line="240" w:lineRule="auto" w:before="60" w:after="60"/>
-            </w:pPr>
-            <w:r>
-              <w:t>GET</w:t>
-            </w:r>
-          </w:p>
-        </w:tc>
-        <w:tc>
-          <w:tcPr>
-            <w:tcW w:type="dxa" w:w="2880"/>
-            <w:vAlign w:val="center"/>
-            <w:tcBorders>
-              <w:top w:val="single" w:sz="6" w:space="0" w:color="DDE7E3"/>
-              <w:bottom w:val="single" w:sz="6" w:space="0" w:color="DDE7E3"/>
-              <w:left w:val="single" w:sz="6" w:space="0" w:color="DDE7E3"/>
-              <w:right w:val="single" w:sz="6" w:space="0" w:color="DDE7E3"/>
-            </w:tcBorders>
-            <w:shd w:val="clear" w:color="auto" w:fill="F7FBF9"/>
-            <w:tcMar>
-              <w:top w:w="105" w:type="dxa"/>
-              <w:bottom w:w="105" w:type="dxa"/>
-              <w:left w:w="150" w:type="dxa"/>
-              <w:right w:w="150" w:type="dxa"/>
-            </w:tcMar>
-          </w:tcPr>
-          <w:p>
-            <w:pPr>
-              <w:spacing w:line="240" w:lineRule="auto" w:before="60" w:after="60"/>
-            </w:pPr>
-            <w:r>
-              <w:rPr>
-                <w:rFonts w:ascii="Consolas" w:hAnsi="Consolas"/>
-                <w:color w:val="1F6B54"/>
-                <w:sz w:val="18"/>
-              </w:rPr>
-              <w:t>/api/analytics/low-stock</w:t>
-            </w:r>
-          </w:p>
-        </w:tc>
-        <w:tc>
-          <w:tcPr>
-            <w:tcW w:type="dxa" w:w="2880"/>
-            <w:vAlign w:val="center"/>
-            <w:tcBorders>
-              <w:top w:val="single" w:sz="6" w:space="0" w:color="DDE7E3"/>
-              <w:bottom w:val="single" w:sz="6" w:space="0" w:color="DDE7E3"/>
-              <w:left w:val="single" w:sz="6" w:space="0" w:color="DDE7E3"/>
-              <w:right w:val="single" w:sz="6" w:space="0" w:color="DDE7E3"/>
-            </w:tcBorders>
-            <w:shd w:val="clear" w:color="auto" w:fill="F7FBF9"/>
-            <w:tcMar>
-              <w:top w:w="105" w:type="dxa"/>
-              <w:bottom w:w="105" w:type="dxa"/>
-              <w:left w:w="150" w:type="dxa"/>
-              <w:right w:w="150" w:type="dxa"/>
-            </w:tcMar>
-          </w:tcPr>
-          <w:p>
-            <w:pPr>
-              <w:spacing w:line="240" w:lineRule="auto" w:before="60" w:after="60"/>
-            </w:pPr>
-            <w:r>
-              <w:t>库存预警</w:t>
-            </w:r>
-          </w:p>
-        </w:tc>
-      </w:tr>
-      <w:tr>
-        <w:tc>
-          <w:tcPr>
-            <w:tcW w:type="dxa" w:w="2880"/>
-            <w:vAlign w:val="center"/>
-            <w:tcBorders>
-              <w:top w:val="single" w:sz="6" w:space="0" w:color="DDE7E3"/>
-              <w:bottom w:val="single" w:sz="6" w:space="0" w:color="DDE7E3"/>
-              <w:left w:val="single" w:sz="6" w:space="0" w:color="DDE7E3"/>
-              <w:right w:val="single" w:sz="6" w:space="0" w:color="DDE7E3"/>
-            </w:tcBorders>
-            <w:tcMar>
-              <w:top w:w="105" w:type="dxa"/>
-              <w:bottom w:w="105" w:type="dxa"/>
-              <w:left w:w="150" w:type="dxa"/>
-              <w:right w:w="150" w:type="dxa"/>
-            </w:tcMar>
-          </w:tcPr>
-          <w:p>
-            <w:pPr>
-              <w:spacing w:line="240" w:lineRule="auto" w:before="60" w:after="60"/>
-            </w:pPr>
-            <w:r>
-              <w:t>GET</w:t>
-            </w:r>
-          </w:p>
-        </w:tc>
-        <w:tc>
-          <w:tcPr>
-            <w:tcW w:type="dxa" w:w="2880"/>
-            <w:vAlign w:val="center"/>
-            <w:tcBorders>
-              <w:top w:val="single" w:sz="6" w:space="0" w:color="DDE7E3"/>
-              <w:bottom w:val="single" w:sz="6" w:space="0" w:color="DDE7E3"/>
-              <w:left w:val="single" w:sz="6" w:space="0" w:color="DDE7E3"/>
-              <w:right w:val="single" w:sz="6" w:space="0" w:color="DDE7E3"/>
-            </w:tcBorders>
-            <w:tcMar>
-              <w:top w:w="105" w:type="dxa"/>
-              <w:bottom w:w="105" w:type="dxa"/>
-              <w:left w:w="150" w:type="dxa"/>
-              <w:right w:w="150" w:type="dxa"/>
-            </w:tcMar>
-          </w:tcPr>
-          <w:p>
-            <w:pPr>
-              <w:spacing w:line="240" w:lineRule="auto" w:before="60" w:after="60"/>
-            </w:pPr>
-            <w:r>
-              <w:rPr>
-                <w:rFonts w:ascii="Consolas" w:hAnsi="Consolas"/>
-                <w:color w:val="1F6B54"/>
-                <w:sz w:val="18"/>
-              </w:rPr>
-              <w:t>/api/analytics/hot-questions</w:t>
-            </w:r>
-          </w:p>
-        </w:tc>
-        <w:tc>
-          <w:tcPr>
-            <w:tcW w:type="dxa" w:w="2880"/>
-            <w:vAlign w:val="center"/>
-            <w:tcBorders>
-              <w:top w:val="single" w:sz="6" w:space="0" w:color="DDE7E3"/>
-              <w:bottom w:val="single" w:sz="6" w:space="0" w:color="DDE7E3"/>
-              <w:left w:val="single" w:sz="6" w:space="0" w:color="DDE7E3"/>
-              <w:right w:val="single" w:sz="6" w:space="0" w:color="DDE7E3"/>
-            </w:tcBorders>
-            <w:tcMar>
-              <w:top w:w="105" w:type="dxa"/>
-              <w:bottom w:w="105" w:type="dxa"/>
-              <w:left w:w="150" w:type="dxa"/>
-              <w:right w:w="150" w:type="dxa"/>
-            </w:tcMar>
-          </w:tcPr>
-          <w:p>
-            <w:pPr>
-              <w:spacing w:line="240" w:lineRule="auto" w:before="60" w:after="60"/>
-            </w:pPr>
-            <w:r>
-              <w:t>客户咨询热点挖掘</w:t>
+              <w:t>服务健康检查</w:t>
             </w:r>
           </w:p>
         </w:tc>
@@ -6167,7 +6958,7 @@
           <w:sz w:val="24"/>
           <w:lang w:eastAsia="zh-CN"/>
         </w:rPr>
-        <w:t>8.3 营销文案</w:t>
+        <w:t>9.2 经营分析（只读收银系统数据）</w:t>
       </w:r>
       <w:r/>
     </w:p>
@@ -6336,7 +7127,7 @@
                 <w:color w:val="1F6B54"/>
                 <w:sz w:val="18"/>
               </w:rPr>
-              <w:t>/api/marketing/llm-status</w:t>
+              <w:t>/api/analytics/health-db</w:t>
             </w:r>
           </w:p>
         </w:tc>
@@ -6363,7 +7154,7 @@
               <w:spacing w:line="240" w:lineRule="auto" w:before="60" w:after="60"/>
             </w:pPr>
             <w:r>
-              <w:t>大模型配置状态</w:t>
+              <w:t>数据库连通性自检</w:t>
             </w:r>
           </w:p>
         </w:tc>
@@ -6391,7 +7182,7 @@
               <w:spacing w:line="240" w:lineRule="auto" w:before="60" w:after="60"/>
             </w:pPr>
             <w:r>
-              <w:t>POST</w:t>
+              <w:t>GET</w:t>
             </w:r>
           </w:p>
         </w:tc>
@@ -6422,7 +7213,7 @@
                 <w:color w:val="1F6B54"/>
                 <w:sz w:val="18"/>
               </w:rPr>
-              <w:t>/api/marketing/generate</w:t>
+              <w:t>/api/analytics/overview</w:t>
             </w:r>
           </w:p>
         </w:tc>
@@ -6448,31 +7239,55 @@
               <w:spacing w:line="240" w:lineRule="auto" w:before="60" w:after="60"/>
             </w:pPr>
             <w:r>
-              <w:t>生成文案（</w:t>
+              <w:t>经营概览（订单</w:t>
             </w:r>
             <w:r>
               <w:t xml:space="preserve"> </w:t>
             </w:r>
             <w:r>
-              <w:t xml:space="preserve">Agent </w:t>
+              <w:t xml:space="preserve"> / </w:t>
             </w:r>
             <w:r>
               <w:t xml:space="preserve"> </w:t>
             </w:r>
             <w:r>
-              <w:t>自主查数据）</w:t>
+              <w:t>营业额</w:t>
             </w:r>
             <w:r>
               <w:t xml:space="preserve"> </w:t>
             </w:r>
             <w:r>
-              <w:t xml:space="preserve">→ </w:t>
+              <w:t xml:space="preserve"> / </w:t>
             </w:r>
             <w:r>
               <w:t xml:space="preserve"> </w:t>
             </w:r>
             <w:r>
-              <w:t>存为待审核草稿，返回数据依据</w:t>
+              <w:t>钱包</w:t>
+            </w:r>
+            <w:r>
+              <w:t xml:space="preserve"> </w:t>
+            </w:r>
+            <w:r>
+              <w:t xml:space="preserve"> / </w:t>
+            </w:r>
+            <w:r>
+              <w:t xml:space="preserve"> </w:t>
+            </w:r>
+            <w:r>
+              <w:t>待发货</w:t>
+            </w:r>
+            <w:r>
+              <w:t xml:space="preserve"> </w:t>
+            </w:r>
+            <w:r>
+              <w:t xml:space="preserve"> / </w:t>
+            </w:r>
+            <w:r>
+              <w:t xml:space="preserve"> </w:t>
+            </w:r>
+            <w:r>
+              <w:t>库存预警数）</w:t>
             </w:r>
           </w:p>
         </w:tc>
@@ -6533,7 +7348,7 @@
                 <w:color w:val="1F6B54"/>
                 <w:sz w:val="18"/>
               </w:rPr>
-              <w:t>/api/marketing/drafts</w:t>
+              <w:t>/api/analytics/diagnosis</w:t>
             </w:r>
           </w:p>
         </w:tc>
@@ -6560,7 +7375,28 @@
               <w:spacing w:line="240" w:lineRule="auto" w:before="60" w:after="60"/>
             </w:pPr>
             <w:r>
-              <w:t>草稿列表（可按状态筛选）</w:t>
+              <w:rPr>
+                <w:b/>
+              </w:rPr>
+              <w:t>经营诊断</w:t>
+            </w:r>
+            <w:r>
+              <w:t xml:space="preserve"> </w:t>
+            </w:r>
+            <w:r>
+              <w:t>：真实指标聚合</w:t>
+            </w:r>
+            <w:r>
+              <w:t xml:space="preserve"> </w:t>
+            </w:r>
+            <w:r>
+              <w:t xml:space="preserve"> + </w:t>
+            </w:r>
+            <w:r>
+              <w:t xml:space="preserve"> </w:t>
+            </w:r>
+            <w:r>
+              <w:t>大模型生成「说人话」的行动建议</w:t>
             </w:r>
           </w:p>
         </w:tc>
@@ -6588,7 +7424,7 @@
               <w:spacing w:line="240" w:lineRule="auto" w:before="60" w:after="60"/>
             </w:pPr>
             <w:r>
-              <w:t>POST</w:t>
+              <w:t>GET</w:t>
             </w:r>
           </w:p>
         </w:tc>
@@ -6619,7 +7455,7 @@
                 <w:color w:val="1F6B54"/>
                 <w:sz w:val="18"/>
               </w:rPr>
-              <w:t>/api/marketing/drafts/{id}/review</w:t>
+              <w:t>/api/analytics/sales-top</w:t>
             </w:r>
           </w:p>
         </w:tc>
@@ -6645,19 +7481,13 @@
               <w:spacing w:line="240" w:lineRule="auto" w:before="60" w:after="60"/>
             </w:pPr>
             <w:r>
-              <w:t>人工审核（已通过</w:t>
+              <w:t>销量排行</w:t>
             </w:r>
             <w:r>
               <w:t xml:space="preserve"> </w:t>
             </w:r>
             <w:r>
-              <w:t xml:space="preserve"> / </w:t>
-            </w:r>
-            <w:r>
-              <w:t xml:space="preserve"> </w:t>
-            </w:r>
-            <w:r>
-              <w:t>已驳回）</w:t>
+              <w:t xml:space="preserve"> Top N</w:t>
             </w:r>
           </w:p>
         </w:tc>
@@ -6686,7 +7516,7 @@
               <w:spacing w:line="240" w:lineRule="auto" w:before="60" w:after="60"/>
             </w:pPr>
             <w:r>
-              <w:t>DELETE</w:t>
+              <w:t>GET</w:t>
             </w:r>
           </w:p>
         </w:tc>
@@ -6718,7 +7548,7 @@
                 <w:color w:val="1F6B54"/>
                 <w:sz w:val="18"/>
               </w:rPr>
-              <w:t>/api/marketing/drafts/{id}</w:t>
+              <w:t>/api/analytics/low-stock</w:t>
             </w:r>
           </w:p>
         </w:tc>
@@ -6745,7 +7575,7 @@
               <w:spacing w:line="240" w:lineRule="auto" w:before="60" w:after="60"/>
             </w:pPr>
             <w:r>
-              <w:t>删除草稿</w:t>
+              <w:t>库存预警</w:t>
             </w:r>
           </w:p>
         </w:tc>
@@ -6804,7 +7634,7 @@
                 <w:color w:val="1F6B54"/>
                 <w:sz w:val="18"/>
               </w:rPr>
-              <w:t>/api/marketing/stats</w:t>
+              <w:t>/api/analytics/hot-questions</w:t>
             </w:r>
           </w:p>
         </w:tc>
@@ -6830,7 +7660,7 @@
               <w:spacing w:line="240" w:lineRule="auto" w:before="60" w:after="60"/>
             </w:pPr>
             <w:r>
-              <w:t>草稿状态统计</w:t>
+              <w:t>客户咨询热点挖掘</w:t>
             </w:r>
           </w:p>
         </w:tc>
@@ -6850,7 +7680,7 @@
           <w:sz w:val="24"/>
           <w:lang w:eastAsia="zh-CN"/>
         </w:rPr>
-        <w:t>8.4 运营执行层（本轮新增）</w:t>
+        <w:t>9.3 营销文案</w:t>
       </w:r>
       <w:r/>
     </w:p>
@@ -7019,7 +7849,7 @@
                 <w:color w:val="1F6B54"/>
                 <w:sz w:val="18"/>
               </w:rPr>
-              <w:t>/api/operations/actions</w:t>
+              <w:t>/api/marketing/llm-status</w:t>
             </w:r>
           </w:p>
         </w:tc>
@@ -7046,7 +7876,7 @@
               <w:spacing w:line="240" w:lineRule="auto" w:before="60" w:after="60"/>
             </w:pPr>
             <w:r>
-              <w:t>动作目录（能做哪些事、风险等级、参数、是否允许自动化）</w:t>
+              <w:t>大模型配置状态</w:t>
             </w:r>
           </w:p>
         </w:tc>
@@ -7074,7 +7904,7 @@
               <w:spacing w:line="240" w:lineRule="auto" w:before="60" w:after="60"/>
             </w:pPr>
             <w:r>
-              <w:t>GET</w:t>
+              <w:t>POST</w:t>
             </w:r>
           </w:p>
         </w:tc>
@@ -7105,7 +7935,7 @@
                 <w:color w:val="1F6B54"/>
                 <w:sz w:val="18"/>
               </w:rPr>
-              <w:t>/api/operations/policy</w:t>
+              <w:t>/api/marketing/generate</w:t>
             </w:r>
           </w:p>
         </w:tc>
@@ -7131,55 +7961,31 @@
               <w:spacing w:line="240" w:lineRule="auto" w:before="60" w:after="60"/>
             </w:pPr>
             <w:r>
-              <w:t>读取自主化策略（等级</w:t>
+              <w:t>生成文案（</w:t>
             </w:r>
             <w:r>
               <w:t xml:space="preserve"> </w:t>
             </w:r>
             <w:r>
-              <w:t xml:space="preserve"> / </w:t>
+              <w:t xml:space="preserve">Agent </w:t>
             </w:r>
             <w:r>
               <w:t xml:space="preserve"> </w:t>
             </w:r>
             <w:r>
-              <w:t>限额</w:t>
+              <w:t>自主查数据）</w:t>
             </w:r>
             <w:r>
               <w:t xml:space="preserve"> </w:t>
             </w:r>
             <w:r>
-              <w:t xml:space="preserve"> / </w:t>
+              <w:t xml:space="preserve">→ </w:t>
             </w:r>
             <w:r>
               <w:t xml:space="preserve"> </w:t>
             </w:r>
             <w:r>
-              <w:t>配额</w:t>
-            </w:r>
-            <w:r>
-              <w:t xml:space="preserve"> </w:t>
-            </w:r>
-            <w:r>
-              <w:t xml:space="preserve"> / </w:t>
-            </w:r>
-            <w:r>
-              <w:t xml:space="preserve"> </w:t>
-            </w:r>
-            <w:r>
-              <w:t>白名单</w:t>
-            </w:r>
-            <w:r>
-              <w:t xml:space="preserve"> </w:t>
-            </w:r>
-            <w:r>
-              <w:t xml:space="preserve"> / </w:t>
-            </w:r>
-            <w:r>
-              <w:t xml:space="preserve"> </w:t>
-            </w:r>
-            <w:r>
-              <w:t>执行模式）</w:t>
+              <w:t>存为待审核草稿，返回数据依据</w:t>
             </w:r>
           </w:p>
         </w:tc>
@@ -7208,7 +8014,7 @@
               <w:spacing w:line="240" w:lineRule="auto" w:before="60" w:after="60"/>
             </w:pPr>
             <w:r>
-              <w:t>PUT</w:t>
+              <w:t>GET</w:t>
             </w:r>
           </w:p>
         </w:tc>
@@ -7240,7 +8046,7 @@
                 <w:color w:val="1F6B54"/>
                 <w:sz w:val="18"/>
               </w:rPr>
-              <w:t>/api/operations/policy</w:t>
+              <w:t>/api/marketing/drafts</w:t>
             </w:r>
           </w:p>
         </w:tc>
@@ -7267,7 +8073,7 @@
               <w:spacing w:line="240" w:lineRule="auto" w:before="60" w:after="60"/>
             </w:pPr>
             <w:r>
-              <w:t>修改策略</w:t>
+              <w:t>草稿列表（可按状态筛选）</w:t>
             </w:r>
           </w:p>
         </w:tc>
@@ -7326,7 +8132,7 @@
                 <w:color w:val="1F6B54"/>
                 <w:sz w:val="18"/>
               </w:rPr>
-              <w:t>/api/operations/kill-switch</w:t>
+              <w:t>/api/marketing/drafts/{id}/review</w:t>
             </w:r>
           </w:p>
         </w:tc>
@@ -7352,13 +8158,19 @@
               <w:spacing w:line="240" w:lineRule="auto" w:before="60" w:after="60"/>
             </w:pPr>
             <w:r>
-              <w:rPr>
-                <w:b/>
-              </w:rPr>
-              <w:t>急停开关</w:t>
-            </w:r>
-            <w:r>
-              <w:t xml:space="preserve"> ：一键暂停全部自动执行</w:t>
+              <w:t>人工审核（已通过</w:t>
+            </w:r>
+            <w:r>
+              <w:t xml:space="preserve"> </w:t>
+            </w:r>
+            <w:r>
+              <w:t xml:space="preserve"> / </w:t>
+            </w:r>
+            <w:r>
+              <w:t xml:space="preserve"> </w:t>
+            </w:r>
+            <w:r>
+              <w:t>已驳回）</w:t>
             </w:r>
           </w:p>
         </w:tc>
@@ -7387,7 +8199,7 @@
               <w:spacing w:line="240" w:lineRule="auto" w:before="60" w:after="60"/>
             </w:pPr>
             <w:r>
-              <w:t>GET</w:t>
+              <w:t>DELETE</w:t>
             </w:r>
           </w:p>
         </w:tc>
@@ -7419,7 +8231,7 @@
                 <w:color w:val="1F6B54"/>
                 <w:sz w:val="18"/>
               </w:rPr>
-              <w:t>/api/operations/zt-status</w:t>
+              <w:t>/api/marketing/drafts/{id}</w:t>
             </w:r>
           </w:p>
         </w:tc>
@@ -7446,31 +8258,7 @@
               <w:spacing w:line="240" w:lineRule="auto" w:before="60" w:after="60"/>
             </w:pPr>
             <w:r>
-              <w:t>收银系统连通性</w:t>
-            </w:r>
-            <w:r>
-              <w:t xml:space="preserve"> </w:t>
-            </w:r>
-            <w:r>
-              <w:t xml:space="preserve"> + </w:t>
-            </w:r>
-            <w:r>
-              <w:t xml:space="preserve"> </w:t>
-            </w:r>
-            <w:r>
-              <w:t>凭据状态</w:t>
-            </w:r>
-            <w:r>
-              <w:t xml:space="preserve"> </w:t>
-            </w:r>
-            <w:r>
-              <w:t xml:space="preserve"> + </w:t>
-            </w:r>
-            <w:r>
-              <w:t xml:space="preserve"> </w:t>
-            </w:r>
-            <w:r>
-              <w:t>当前执行模式</w:t>
+              <w:t>删除草稿</w:t>
             </w:r>
           </w:p>
         </w:tc>
@@ -7529,7 +8317,7 @@
                 <w:color w:val="1F6B54"/>
                 <w:sz w:val="18"/>
               </w:rPr>
-              <w:t>/api/operations/scan-preview</w:t>
+              <w:t>/api/marketing/stats</w:t>
             </w:r>
           </w:p>
         </w:tc>
@@ -7555,7 +8343,135 @@
               <w:spacing w:line="240" w:lineRule="auto" w:before="60" w:after="60"/>
             </w:pPr>
             <w:r>
-              <w:t>巡检预览（只读，不建任务）</w:t>
+              <w:t>草稿状态统计</w:t>
+            </w:r>
+          </w:p>
+        </w:tc>
+      </w:tr>
+    </w:tbl>
+    <w:p>
+      <w:r/>
+    </w:p>
+    <w:p>
+      <w:pPr>
+        <w:pStyle w:val="Heading3"/>
+      </w:pPr>
+      <w:r>
+        <w:rPr>
+          <w:rFonts w:ascii="Microsoft YaHei" w:eastAsia="Microsoft YaHei" w:hAnsi="Microsoft YaHei" w:cs="Microsoft YaHei" w:hint="eastAsia"/>
+          <w:color w:val="2E8B6E"/>
+          <w:sz w:val="24"/>
+          <w:lang w:eastAsia="zh-CN"/>
+        </w:rPr>
+        <w:t>9.4 运营执行层</w:t>
+      </w:r>
+      <w:r/>
+    </w:p>
+    <w:tbl>
+      <w:tblPr>
+        <w:tblW w:type="pct" w:w="5000"/>
+        <w:tblLook w:firstColumn="1" w:firstRow="1" w:lastColumn="0" w:lastRow="0" w:noHBand="0" w:noVBand="1" w:val="04A0"/>
+        <w:tblLayout w:type="autofit"/>
+      </w:tblPr>
+      <w:tblGrid>
+        <w:gridCol w:w="2880"/>
+        <w:gridCol w:w="2880"/>
+        <w:gridCol w:w="2880"/>
+      </w:tblGrid>
+      <w:tr>
+        <w:tc>
+          <w:tcPr>
+            <w:tcW w:type="dxa" w:w="2880"/>
+            <w:tcBorders>
+              <w:top w:val="single" w:sz="6" w:space="0" w:color="1F6B54"/>
+              <w:bottom w:val="single" w:sz="6" w:space="0" w:color="1F6B54"/>
+              <w:left w:val="single" w:sz="6" w:space="0" w:color="1F6B54"/>
+              <w:right w:val="single" w:sz="6" w:space="0" w:color="1F6B54"/>
+            </w:tcBorders>
+            <w:shd w:val="clear" w:color="auto" w:fill="1F6B54"/>
+            <w:vAlign w:val="center"/>
+            <w:tcMar>
+              <w:top w:w="120" w:type="dxa"/>
+              <w:bottom w:w="120" w:type="dxa"/>
+              <w:left w:w="150" w:type="dxa"/>
+              <w:right w:w="150" w:type="dxa"/>
+            </w:tcMar>
+          </w:tcPr>
+          <w:p>
+            <w:pPr>
+              <w:jc w:val="left"/>
+              <w:spacing w:line="240" w:lineRule="auto" w:before="60" w:after="60"/>
+            </w:pPr>
+            <w:r>
+              <w:rPr>
+                <w:b/>
+                <w:color w:val="FFFFFF"/>
+              </w:rPr>
+              <w:t>方法</w:t>
+            </w:r>
+          </w:p>
+        </w:tc>
+        <w:tc>
+          <w:tcPr>
+            <w:tcW w:type="dxa" w:w="2880"/>
+            <w:tcBorders>
+              <w:top w:val="single" w:sz="6" w:space="0" w:color="1F6B54"/>
+              <w:bottom w:val="single" w:sz="6" w:space="0" w:color="1F6B54"/>
+              <w:left w:val="single" w:sz="6" w:space="0" w:color="1F6B54"/>
+              <w:right w:val="single" w:sz="6" w:space="0" w:color="1F6B54"/>
+            </w:tcBorders>
+            <w:shd w:val="clear" w:color="auto" w:fill="1F6B54"/>
+            <w:vAlign w:val="center"/>
+            <w:tcMar>
+              <w:top w:w="120" w:type="dxa"/>
+              <w:bottom w:w="120" w:type="dxa"/>
+              <w:left w:w="150" w:type="dxa"/>
+              <w:right w:w="150" w:type="dxa"/>
+            </w:tcMar>
+          </w:tcPr>
+          <w:p>
+            <w:pPr>
+              <w:jc w:val="left"/>
+              <w:spacing w:line="240" w:lineRule="auto" w:before="60" w:after="60"/>
+            </w:pPr>
+            <w:r>
+              <w:rPr>
+                <w:b/>
+                <w:color w:val="FFFFFF"/>
+              </w:rPr>
+              <w:t>路径</w:t>
+            </w:r>
+          </w:p>
+        </w:tc>
+        <w:tc>
+          <w:tcPr>
+            <w:tcW w:type="dxa" w:w="2880"/>
+            <w:tcBorders>
+              <w:top w:val="single" w:sz="6" w:space="0" w:color="1F6B54"/>
+              <w:bottom w:val="single" w:sz="6" w:space="0" w:color="1F6B54"/>
+              <w:left w:val="single" w:sz="6" w:space="0" w:color="1F6B54"/>
+              <w:right w:val="single" w:sz="6" w:space="0" w:color="1F6B54"/>
+            </w:tcBorders>
+            <w:shd w:val="clear" w:color="auto" w:fill="1F6B54"/>
+            <w:vAlign w:val="center"/>
+            <w:tcMar>
+              <w:top w:w="120" w:type="dxa"/>
+              <w:bottom w:w="120" w:type="dxa"/>
+              <w:left w:w="150" w:type="dxa"/>
+              <w:right w:w="150" w:type="dxa"/>
+            </w:tcMar>
+          </w:tcPr>
+          <w:p>
+            <w:pPr>
+              <w:jc w:val="left"/>
+              <w:spacing w:line="240" w:lineRule="auto" w:before="60" w:after="60"/>
+            </w:pPr>
+            <w:r>
+              <w:rPr>
+                <w:b/>
+                <w:color w:val="FFFFFF"/>
+              </w:rPr>
+              <w:t>说明</w:t>
             </w:r>
           </w:p>
         </w:tc>
@@ -7584,7 +8500,7 @@
               <w:spacing w:line="240" w:lineRule="auto" w:before="60" w:after="60"/>
             </w:pPr>
             <w:r>
-              <w:t>POST</w:t>
+              <w:t>GET</w:t>
             </w:r>
           </w:p>
         </w:tc>
@@ -7616,7 +8532,7 @@
                 <w:color w:val="1F6B54"/>
                 <w:sz w:val="18"/>
               </w:rPr>
-              <w:t>/api/operations/scan</w:t>
+              <w:t>/api/operations/actions</w:t>
             </w:r>
           </w:p>
         </w:tc>
@@ -7643,52 +8559,7 @@
               <w:spacing w:line="240" w:lineRule="auto" w:before="60" w:after="60"/>
             </w:pPr>
             <w:r>
-              <w:rPr>
-                <w:b/>
-              </w:rPr>
-              <w:t>智能巡检</w:t>
-            </w:r>
-            <w:r>
-              <w:t xml:space="preserve"> </w:t>
-            </w:r>
-            <w:r>
-              <w:t>：扫库存</w:t>
-            </w:r>
-            <w:r>
-              <w:t xml:space="preserve"> </w:t>
-            </w:r>
-            <w:r>
-              <w:t xml:space="preserve"> / </w:t>
-            </w:r>
-            <w:r>
-              <w:t xml:space="preserve"> </w:t>
-            </w:r>
-            <w:r>
-              <w:t>订单</w:t>
-            </w:r>
-            <w:r>
-              <w:t xml:space="preserve"> </w:t>
-            </w:r>
-            <w:r>
-              <w:t xml:space="preserve"> / </w:t>
-            </w:r>
-            <w:r>
-              <w:t xml:space="preserve"> </w:t>
-            </w:r>
-            <w:r>
-              <w:t>咨询</w:t>
-            </w:r>
-            <w:r>
-              <w:t xml:space="preserve"> </w:t>
-            </w:r>
-            <w:r>
-              <w:t xml:space="preserve"> → </w:t>
-            </w:r>
-            <w:r>
-              <w:t xml:space="preserve"> </w:t>
-            </w:r>
-            <w:r>
-              <w:t>生成待办</w:t>
+              <w:t>动作目录（能做哪些事、风险等级、参数、是否允许自动化）</w:t>
             </w:r>
           </w:p>
         </w:tc>
@@ -7747,7 +8618,7 @@
                 <w:color w:val="1F6B54"/>
                 <w:sz w:val="18"/>
               </w:rPr>
-              <w:t>/api/operations/tasks</w:t>
+              <w:t>/api/operations/policy</w:t>
             </w:r>
           </w:p>
         </w:tc>
@@ -7773,7 +8644,7 @@
               <w:spacing w:line="240" w:lineRule="auto" w:before="60" w:after="60"/>
             </w:pPr>
             <w:r>
-              <w:t>任务列表（按状态</w:t>
+              <w:t>读取自主化策略（等级</w:t>
             </w:r>
             <w:r>
               <w:t xml:space="preserve"> </w:t>
@@ -7785,7 +8656,43 @@
               <w:t xml:space="preserve"> </w:t>
             </w:r>
             <w:r>
-              <w:t>动作筛选）</w:t>
+              <w:t>限额</w:t>
+            </w:r>
+            <w:r>
+              <w:t xml:space="preserve"> </w:t>
+            </w:r>
+            <w:r>
+              <w:t xml:space="preserve"> / </w:t>
+            </w:r>
+            <w:r>
+              <w:t xml:space="preserve"> </w:t>
+            </w:r>
+            <w:r>
+              <w:t>配额</w:t>
+            </w:r>
+            <w:r>
+              <w:t xml:space="preserve"> </w:t>
+            </w:r>
+            <w:r>
+              <w:t xml:space="preserve"> / </w:t>
+            </w:r>
+            <w:r>
+              <w:t xml:space="preserve"> </w:t>
+            </w:r>
+            <w:r>
+              <w:t>白名单</w:t>
+            </w:r>
+            <w:r>
+              <w:t xml:space="preserve"> </w:t>
+            </w:r>
+            <w:r>
+              <w:t xml:space="preserve"> / </w:t>
+            </w:r>
+            <w:r>
+              <w:t xml:space="preserve"> </w:t>
+            </w:r>
+            <w:r>
+              <w:t>执行模式）</w:t>
             </w:r>
           </w:p>
         </w:tc>
@@ -7814,7 +8721,7 @@
               <w:spacing w:line="240" w:lineRule="auto" w:before="60" w:after="60"/>
             </w:pPr>
             <w:r>
-              <w:t>GET</w:t>
+              <w:t>PUT</w:t>
             </w:r>
           </w:p>
         </w:tc>
@@ -7846,7 +8753,7 @@
                 <w:color w:val="1F6B54"/>
                 <w:sz w:val="18"/>
               </w:rPr>
-              <w:t>/api/operations/tasks/{id}</w:t>
+              <w:t>/api/operations/policy</w:t>
             </w:r>
           </w:p>
         </w:tc>
@@ -7873,19 +8780,7 @@
               <w:spacing w:line="240" w:lineRule="auto" w:before="60" w:after="60"/>
             </w:pPr>
             <w:r>
-              <w:t>任务详情（含护栏逐条判定</w:t>
-            </w:r>
-            <w:r>
-              <w:t xml:space="preserve"> </w:t>
-            </w:r>
-            <w:r>
-              <w:t xml:space="preserve"> + </w:t>
-            </w:r>
-            <w:r>
-              <w:t xml:space="preserve"> </w:t>
-            </w:r>
-            <w:r>
-              <w:t>审计轨迹）</w:t>
+              <w:t>修改策略</w:t>
             </w:r>
           </w:p>
         </w:tc>
@@ -7944,7 +8839,7 @@
                 <w:color w:val="1F6B54"/>
                 <w:sz w:val="18"/>
               </w:rPr>
-              <w:t>/api/operations/tasks</w:t>
+              <w:t>/api/operations/kill-switch</w:t>
             </w:r>
           </w:p>
         </w:tc>
@@ -7970,7 +8865,13 @@
               <w:spacing w:line="240" w:lineRule="auto" w:before="60" w:after="60"/>
             </w:pPr>
             <w:r>
-              <w:t>手工创建任务</w:t>
+              <w:rPr>
+                <w:b/>
+              </w:rPr>
+              <w:t>急停开关</w:t>
+            </w:r>
+            <w:r>
+              <w:t xml:space="preserve"> ：一键暂停全部自动执行</w:t>
             </w:r>
           </w:p>
         </w:tc>
@@ -7999,7 +8900,7 @@
               <w:spacing w:line="240" w:lineRule="auto" w:before="60" w:after="60"/>
             </w:pPr>
             <w:r>
-              <w:t>PATCH</w:t>
+              <w:t>GET</w:t>
             </w:r>
           </w:p>
         </w:tc>
@@ -8031,7 +8932,7 @@
                 <w:color w:val="1F6B54"/>
                 <w:sz w:val="18"/>
               </w:rPr>
-              <w:t>/api/operations/tasks/{id}</w:t>
+              <w:t>/api/operations/zt-status</w:t>
             </w:r>
           </w:p>
         </w:tc>
@@ -8058,7 +8959,31 @@
               <w:spacing w:line="240" w:lineRule="auto" w:before="60" w:after="60"/>
             </w:pPr>
             <w:r>
-              <w:t>待审批阶段补充参数（如发货填运单号）</w:t>
+              <w:t>收银系统连通性</w:t>
+            </w:r>
+            <w:r>
+              <w:t xml:space="preserve"> </w:t>
+            </w:r>
+            <w:r>
+              <w:t xml:space="preserve"> + </w:t>
+            </w:r>
+            <w:r>
+              <w:t xml:space="preserve"> </w:t>
+            </w:r>
+            <w:r>
+              <w:t>凭据状态</w:t>
+            </w:r>
+            <w:r>
+              <w:t xml:space="preserve"> </w:t>
+            </w:r>
+            <w:r>
+              <w:t xml:space="preserve"> + </w:t>
+            </w:r>
+            <w:r>
+              <w:t xml:space="preserve"> </w:t>
+            </w:r>
+            <w:r>
+              <w:t>当前执行模式</w:t>
             </w:r>
           </w:p>
         </w:tc>
@@ -8086,7 +9011,7 @@
               <w:spacing w:line="240" w:lineRule="auto" w:before="60" w:after="60"/>
             </w:pPr>
             <w:r>
-              <w:t>POST</w:t>
+              <w:t>GET</w:t>
             </w:r>
           </w:p>
         </w:tc>
@@ -8117,7 +9042,7 @@
                 <w:color w:val="1F6B54"/>
                 <w:sz w:val="18"/>
               </w:rPr>
-              <w:t>/api/operations/tasks/{id}/approve</w:t>
+              <w:t>/api/operations/scan-preview</w:t>
             </w:r>
           </w:p>
         </w:tc>
@@ -8143,13 +9068,7 @@
               <w:spacing w:line="240" w:lineRule="auto" w:before="60" w:after="60"/>
             </w:pPr>
             <w:r>
-              <w:rPr>
-                <w:b/>
-              </w:rPr>
-              <w:t>批准</w:t>
-            </w:r>
-            <w:r>
-              <w:t xml:space="preserve"> （可同时执行）</w:t>
+              <w:t>巡检预览（只读，不建任务）</w:t>
             </w:r>
           </w:p>
         </w:tc>
@@ -8210,7 +9129,7 @@
                 <w:color w:val="1F6B54"/>
                 <w:sz w:val="18"/>
               </w:rPr>
-              <w:t>/api/operations/tasks/{id}/reject</w:t>
+              <w:t>/api/operations/scan</w:t>
             </w:r>
           </w:p>
         </w:tc>
@@ -8237,7 +9156,52 @@
               <w:spacing w:line="240" w:lineRule="auto" w:before="60" w:after="60"/>
             </w:pPr>
             <w:r>
-              <w:t>驳回</w:t>
+              <w:rPr>
+                <w:b/>
+              </w:rPr>
+              <w:t>智能巡检</w:t>
+            </w:r>
+            <w:r>
+              <w:t xml:space="preserve"> </w:t>
+            </w:r>
+            <w:r>
+              <w:t>：扫库存</w:t>
+            </w:r>
+            <w:r>
+              <w:t xml:space="preserve"> </w:t>
+            </w:r>
+            <w:r>
+              <w:t xml:space="preserve"> / </w:t>
+            </w:r>
+            <w:r>
+              <w:t xml:space="preserve"> </w:t>
+            </w:r>
+            <w:r>
+              <w:t>订单</w:t>
+            </w:r>
+            <w:r>
+              <w:t xml:space="preserve"> </w:t>
+            </w:r>
+            <w:r>
+              <w:t xml:space="preserve"> / </w:t>
+            </w:r>
+            <w:r>
+              <w:t xml:space="preserve"> </w:t>
+            </w:r>
+            <w:r>
+              <w:t>咨询</w:t>
+            </w:r>
+            <w:r>
+              <w:t xml:space="preserve"> </w:t>
+            </w:r>
+            <w:r>
+              <w:t xml:space="preserve"> → </w:t>
+            </w:r>
+            <w:r>
+              <w:t xml:space="preserve"> </w:t>
+            </w:r>
+            <w:r>
+              <w:t>生成待办</w:t>
             </w:r>
           </w:p>
         </w:tc>
@@ -8265,7 +9229,7 @@
               <w:spacing w:line="240" w:lineRule="auto" w:before="60" w:after="60"/>
             </w:pPr>
             <w:r>
-              <w:t>POST</w:t>
+              <w:t>GET</w:t>
             </w:r>
           </w:p>
         </w:tc>
@@ -8296,7 +9260,7 @@
                 <w:color w:val="1F6B54"/>
                 <w:sz w:val="18"/>
               </w:rPr>
-              <w:t>/api/operations/tasks/{id}/cancel</w:t>
+              <w:t>/api/operations/tasks</w:t>
             </w:r>
           </w:p>
         </w:tc>
@@ -8322,7 +9286,19 @@
               <w:spacing w:line="240" w:lineRule="auto" w:before="60" w:after="60"/>
             </w:pPr>
             <w:r>
-              <w:t>撤销</w:t>
+              <w:t>任务列表（按状态</w:t>
+            </w:r>
+            <w:r>
+              <w:t xml:space="preserve"> </w:t>
+            </w:r>
+            <w:r>
+              <w:t xml:space="preserve"> / </w:t>
+            </w:r>
+            <w:r>
+              <w:t xml:space="preserve"> </w:t>
+            </w:r>
+            <w:r>
+              <w:t>动作筛选）</w:t>
             </w:r>
           </w:p>
         </w:tc>
@@ -8351,7 +9327,7 @@
               <w:spacing w:line="240" w:lineRule="auto" w:before="60" w:after="60"/>
             </w:pPr>
             <w:r>
-              <w:t>POST</w:t>
+              <w:t>GET</w:t>
             </w:r>
           </w:p>
         </w:tc>
@@ -8383,7 +9359,7 @@
                 <w:color w:val="1F6B54"/>
                 <w:sz w:val="18"/>
               </w:rPr>
-              <w:t>/api/operations/tasks/{id}/execute</w:t>
+              <w:t>/api/operations/tasks/{id}</w:t>
             </w:r>
           </w:p>
         </w:tc>
@@ -8410,7 +9386,19 @@
               <w:spacing w:line="240" w:lineRule="auto" w:before="60" w:after="60"/>
             </w:pPr>
             <w:r>
-              <w:t>执行已批准任务</w:t>
+              <w:t>任务详情（含护栏逐条判定</w:t>
+            </w:r>
+            <w:r>
+              <w:t xml:space="preserve"> </w:t>
+            </w:r>
+            <w:r>
+              <w:t xml:space="preserve"> + </w:t>
+            </w:r>
+            <w:r>
+              <w:t xml:space="preserve"> </w:t>
+            </w:r>
+            <w:r>
+              <w:t>审计轨迹）</w:t>
             </w:r>
           </w:p>
         </w:tc>
@@ -8438,7 +9426,7 @@
               <w:spacing w:line="240" w:lineRule="auto" w:before="60" w:after="60"/>
             </w:pPr>
             <w:r>
-              <w:t>GET</w:t>
+              <w:t>POST</w:t>
             </w:r>
           </w:p>
         </w:tc>
@@ -8469,7 +9457,7 @@
                 <w:color w:val="1F6B54"/>
                 <w:sz w:val="18"/>
               </w:rPr>
-              <w:t>/api/operations/audit</w:t>
+              <w:t>/api/operations/tasks</w:t>
             </w:r>
           </w:p>
         </w:tc>
@@ -8495,7 +9483,7 @@
               <w:spacing w:line="240" w:lineRule="auto" w:before="60" w:after="60"/>
             </w:pPr>
             <w:r>
-              <w:t>审计日志（谁、何时、做了什么）</w:t>
+              <w:t>手工创建任务</w:t>
             </w:r>
           </w:p>
         </w:tc>
@@ -8524,7 +9512,7 @@
               <w:spacing w:line="240" w:lineRule="auto" w:before="60" w:after="60"/>
             </w:pPr>
             <w:r>
-              <w:t>GET</w:t>
+              <w:t>PATCH</w:t>
             </w:r>
           </w:p>
         </w:tc>
@@ -8556,7 +9544,7 @@
                 <w:color w:val="1F6B54"/>
                 <w:sz w:val="18"/>
               </w:rPr>
-              <w:t>/api/operations/stats</w:t>
+              <w:t>/api/operations/tasks/{id}</w:t>
             </w:r>
           </w:p>
         </w:tc>
@@ -8583,6 +9571,531 @@
               <w:spacing w:line="240" w:lineRule="auto" w:before="60" w:after="60"/>
             </w:pPr>
             <w:r>
+              <w:t>待审批阶段补充参数（如发货填运单号）</w:t>
+            </w:r>
+          </w:p>
+        </w:tc>
+      </w:tr>
+      <w:tr>
+        <w:tc>
+          <w:tcPr>
+            <w:tcW w:type="dxa" w:w="2880"/>
+            <w:vAlign w:val="center"/>
+            <w:tcBorders>
+              <w:top w:val="single" w:sz="6" w:space="0" w:color="DDE7E3"/>
+              <w:bottom w:val="single" w:sz="6" w:space="0" w:color="DDE7E3"/>
+              <w:left w:val="single" w:sz="6" w:space="0" w:color="DDE7E3"/>
+              <w:right w:val="single" w:sz="6" w:space="0" w:color="DDE7E3"/>
+            </w:tcBorders>
+            <w:tcMar>
+              <w:top w:w="105" w:type="dxa"/>
+              <w:bottom w:w="105" w:type="dxa"/>
+              <w:left w:w="150" w:type="dxa"/>
+              <w:right w:w="150" w:type="dxa"/>
+            </w:tcMar>
+          </w:tcPr>
+          <w:p>
+            <w:pPr>
+              <w:spacing w:line="240" w:lineRule="auto" w:before="60" w:after="60"/>
+            </w:pPr>
+            <w:r>
+              <w:t>POST</w:t>
+            </w:r>
+          </w:p>
+        </w:tc>
+        <w:tc>
+          <w:tcPr>
+            <w:tcW w:type="dxa" w:w="2880"/>
+            <w:vAlign w:val="center"/>
+            <w:tcBorders>
+              <w:top w:val="single" w:sz="6" w:space="0" w:color="DDE7E3"/>
+              <w:bottom w:val="single" w:sz="6" w:space="0" w:color="DDE7E3"/>
+              <w:left w:val="single" w:sz="6" w:space="0" w:color="DDE7E3"/>
+              <w:right w:val="single" w:sz="6" w:space="0" w:color="DDE7E3"/>
+            </w:tcBorders>
+            <w:tcMar>
+              <w:top w:w="105" w:type="dxa"/>
+              <w:bottom w:w="105" w:type="dxa"/>
+              <w:left w:w="150" w:type="dxa"/>
+              <w:right w:w="150" w:type="dxa"/>
+            </w:tcMar>
+          </w:tcPr>
+          <w:p>
+            <w:pPr>
+              <w:spacing w:line="240" w:lineRule="auto" w:before="60" w:after="60"/>
+            </w:pPr>
+            <w:r>
+              <w:rPr>
+                <w:rFonts w:ascii="Consolas" w:hAnsi="Consolas"/>
+                <w:color w:val="1F6B54"/>
+                <w:sz w:val="18"/>
+              </w:rPr>
+              <w:t>/api/operations/tasks/{id}/approve</w:t>
+            </w:r>
+          </w:p>
+        </w:tc>
+        <w:tc>
+          <w:tcPr>
+            <w:tcW w:type="dxa" w:w="2880"/>
+            <w:vAlign w:val="center"/>
+            <w:tcBorders>
+              <w:top w:val="single" w:sz="6" w:space="0" w:color="DDE7E3"/>
+              <w:bottom w:val="single" w:sz="6" w:space="0" w:color="DDE7E3"/>
+              <w:left w:val="single" w:sz="6" w:space="0" w:color="DDE7E3"/>
+              <w:right w:val="single" w:sz="6" w:space="0" w:color="DDE7E3"/>
+            </w:tcBorders>
+            <w:tcMar>
+              <w:top w:w="105" w:type="dxa"/>
+              <w:bottom w:w="105" w:type="dxa"/>
+              <w:left w:w="150" w:type="dxa"/>
+              <w:right w:w="150" w:type="dxa"/>
+            </w:tcMar>
+          </w:tcPr>
+          <w:p>
+            <w:pPr>
+              <w:spacing w:line="240" w:lineRule="auto" w:before="60" w:after="60"/>
+            </w:pPr>
+            <w:r>
+              <w:rPr>
+                <w:b/>
+              </w:rPr>
+              <w:t>批准</w:t>
+            </w:r>
+            <w:r>
+              <w:t xml:space="preserve"> （可同时执行）</w:t>
+            </w:r>
+          </w:p>
+        </w:tc>
+      </w:tr>
+      <w:tr>
+        <w:tc>
+          <w:tcPr>
+            <w:tcW w:type="dxa" w:w="2880"/>
+            <w:vAlign w:val="center"/>
+            <w:tcBorders>
+              <w:top w:val="single" w:sz="6" w:space="0" w:color="DDE7E3"/>
+              <w:bottom w:val="single" w:sz="6" w:space="0" w:color="DDE7E3"/>
+              <w:left w:val="single" w:sz="6" w:space="0" w:color="DDE7E3"/>
+              <w:right w:val="single" w:sz="6" w:space="0" w:color="DDE7E3"/>
+            </w:tcBorders>
+            <w:shd w:val="clear" w:color="auto" w:fill="F7FBF9"/>
+            <w:tcMar>
+              <w:top w:w="105" w:type="dxa"/>
+              <w:bottom w:w="105" w:type="dxa"/>
+              <w:left w:w="150" w:type="dxa"/>
+              <w:right w:w="150" w:type="dxa"/>
+            </w:tcMar>
+          </w:tcPr>
+          <w:p>
+            <w:pPr>
+              <w:spacing w:line="240" w:lineRule="auto" w:before="60" w:after="60"/>
+            </w:pPr>
+            <w:r>
+              <w:t>POST</w:t>
+            </w:r>
+          </w:p>
+        </w:tc>
+        <w:tc>
+          <w:tcPr>
+            <w:tcW w:type="dxa" w:w="2880"/>
+            <w:vAlign w:val="center"/>
+            <w:tcBorders>
+              <w:top w:val="single" w:sz="6" w:space="0" w:color="DDE7E3"/>
+              <w:bottom w:val="single" w:sz="6" w:space="0" w:color="DDE7E3"/>
+              <w:left w:val="single" w:sz="6" w:space="0" w:color="DDE7E3"/>
+              <w:right w:val="single" w:sz="6" w:space="0" w:color="DDE7E3"/>
+            </w:tcBorders>
+            <w:shd w:val="clear" w:color="auto" w:fill="F7FBF9"/>
+            <w:tcMar>
+              <w:top w:w="105" w:type="dxa"/>
+              <w:bottom w:w="105" w:type="dxa"/>
+              <w:left w:w="150" w:type="dxa"/>
+              <w:right w:w="150" w:type="dxa"/>
+            </w:tcMar>
+          </w:tcPr>
+          <w:p>
+            <w:pPr>
+              <w:spacing w:line="240" w:lineRule="auto" w:before="60" w:after="60"/>
+            </w:pPr>
+            <w:r>
+              <w:rPr>
+                <w:rFonts w:ascii="Consolas" w:hAnsi="Consolas"/>
+                <w:color w:val="1F6B54"/>
+                <w:sz w:val="18"/>
+              </w:rPr>
+              <w:t>/api/operations/tasks/{id}/reject</w:t>
+            </w:r>
+          </w:p>
+        </w:tc>
+        <w:tc>
+          <w:tcPr>
+            <w:tcW w:type="dxa" w:w="2880"/>
+            <w:vAlign w:val="center"/>
+            <w:tcBorders>
+              <w:top w:val="single" w:sz="6" w:space="0" w:color="DDE7E3"/>
+              <w:bottom w:val="single" w:sz="6" w:space="0" w:color="DDE7E3"/>
+              <w:left w:val="single" w:sz="6" w:space="0" w:color="DDE7E3"/>
+              <w:right w:val="single" w:sz="6" w:space="0" w:color="DDE7E3"/>
+            </w:tcBorders>
+            <w:shd w:val="clear" w:color="auto" w:fill="F7FBF9"/>
+            <w:tcMar>
+              <w:top w:w="105" w:type="dxa"/>
+              <w:bottom w:w="105" w:type="dxa"/>
+              <w:left w:w="150" w:type="dxa"/>
+              <w:right w:w="150" w:type="dxa"/>
+            </w:tcMar>
+          </w:tcPr>
+          <w:p>
+            <w:pPr>
+              <w:spacing w:line="240" w:lineRule="auto" w:before="60" w:after="60"/>
+            </w:pPr>
+            <w:r>
+              <w:t>驳回</w:t>
+            </w:r>
+          </w:p>
+        </w:tc>
+      </w:tr>
+      <w:tr>
+        <w:tc>
+          <w:tcPr>
+            <w:tcW w:type="dxa" w:w="2880"/>
+            <w:vAlign w:val="center"/>
+            <w:tcBorders>
+              <w:top w:val="single" w:sz="6" w:space="0" w:color="DDE7E3"/>
+              <w:bottom w:val="single" w:sz="6" w:space="0" w:color="DDE7E3"/>
+              <w:left w:val="single" w:sz="6" w:space="0" w:color="DDE7E3"/>
+              <w:right w:val="single" w:sz="6" w:space="0" w:color="DDE7E3"/>
+            </w:tcBorders>
+            <w:tcMar>
+              <w:top w:w="105" w:type="dxa"/>
+              <w:bottom w:w="105" w:type="dxa"/>
+              <w:left w:w="150" w:type="dxa"/>
+              <w:right w:w="150" w:type="dxa"/>
+            </w:tcMar>
+          </w:tcPr>
+          <w:p>
+            <w:pPr>
+              <w:spacing w:line="240" w:lineRule="auto" w:before="60" w:after="60"/>
+            </w:pPr>
+            <w:r>
+              <w:t>POST</w:t>
+            </w:r>
+          </w:p>
+        </w:tc>
+        <w:tc>
+          <w:tcPr>
+            <w:tcW w:type="dxa" w:w="2880"/>
+            <w:vAlign w:val="center"/>
+            <w:tcBorders>
+              <w:top w:val="single" w:sz="6" w:space="0" w:color="DDE7E3"/>
+              <w:bottom w:val="single" w:sz="6" w:space="0" w:color="DDE7E3"/>
+              <w:left w:val="single" w:sz="6" w:space="0" w:color="DDE7E3"/>
+              <w:right w:val="single" w:sz="6" w:space="0" w:color="DDE7E3"/>
+            </w:tcBorders>
+            <w:tcMar>
+              <w:top w:w="105" w:type="dxa"/>
+              <w:bottom w:w="105" w:type="dxa"/>
+              <w:left w:w="150" w:type="dxa"/>
+              <w:right w:w="150" w:type="dxa"/>
+            </w:tcMar>
+          </w:tcPr>
+          <w:p>
+            <w:pPr>
+              <w:spacing w:line="240" w:lineRule="auto" w:before="60" w:after="60"/>
+            </w:pPr>
+            <w:r>
+              <w:rPr>
+                <w:rFonts w:ascii="Consolas" w:hAnsi="Consolas"/>
+                <w:color w:val="1F6B54"/>
+                <w:sz w:val="18"/>
+              </w:rPr>
+              <w:t>/api/operations/tasks/{id}/cancel</w:t>
+            </w:r>
+          </w:p>
+        </w:tc>
+        <w:tc>
+          <w:tcPr>
+            <w:tcW w:type="dxa" w:w="2880"/>
+            <w:vAlign w:val="center"/>
+            <w:tcBorders>
+              <w:top w:val="single" w:sz="6" w:space="0" w:color="DDE7E3"/>
+              <w:bottom w:val="single" w:sz="6" w:space="0" w:color="DDE7E3"/>
+              <w:left w:val="single" w:sz="6" w:space="0" w:color="DDE7E3"/>
+              <w:right w:val="single" w:sz="6" w:space="0" w:color="DDE7E3"/>
+            </w:tcBorders>
+            <w:tcMar>
+              <w:top w:w="105" w:type="dxa"/>
+              <w:bottom w:w="105" w:type="dxa"/>
+              <w:left w:w="150" w:type="dxa"/>
+              <w:right w:w="150" w:type="dxa"/>
+            </w:tcMar>
+          </w:tcPr>
+          <w:p>
+            <w:pPr>
+              <w:spacing w:line="240" w:lineRule="auto" w:before="60" w:after="60"/>
+            </w:pPr>
+            <w:r>
+              <w:t>撤销</w:t>
+            </w:r>
+          </w:p>
+        </w:tc>
+      </w:tr>
+      <w:tr>
+        <w:tc>
+          <w:tcPr>
+            <w:tcW w:type="dxa" w:w="2880"/>
+            <w:vAlign w:val="center"/>
+            <w:tcBorders>
+              <w:top w:val="single" w:sz="6" w:space="0" w:color="DDE7E3"/>
+              <w:bottom w:val="single" w:sz="6" w:space="0" w:color="DDE7E3"/>
+              <w:left w:val="single" w:sz="6" w:space="0" w:color="DDE7E3"/>
+              <w:right w:val="single" w:sz="6" w:space="0" w:color="DDE7E3"/>
+            </w:tcBorders>
+            <w:shd w:val="clear" w:color="auto" w:fill="F7FBF9"/>
+            <w:tcMar>
+              <w:top w:w="105" w:type="dxa"/>
+              <w:bottom w:w="105" w:type="dxa"/>
+              <w:left w:w="150" w:type="dxa"/>
+              <w:right w:w="150" w:type="dxa"/>
+            </w:tcMar>
+          </w:tcPr>
+          <w:p>
+            <w:pPr>
+              <w:spacing w:line="240" w:lineRule="auto" w:before="60" w:after="60"/>
+            </w:pPr>
+            <w:r>
+              <w:t>POST</w:t>
+            </w:r>
+          </w:p>
+        </w:tc>
+        <w:tc>
+          <w:tcPr>
+            <w:tcW w:type="dxa" w:w="2880"/>
+            <w:vAlign w:val="center"/>
+            <w:tcBorders>
+              <w:top w:val="single" w:sz="6" w:space="0" w:color="DDE7E3"/>
+              <w:bottom w:val="single" w:sz="6" w:space="0" w:color="DDE7E3"/>
+              <w:left w:val="single" w:sz="6" w:space="0" w:color="DDE7E3"/>
+              <w:right w:val="single" w:sz="6" w:space="0" w:color="DDE7E3"/>
+            </w:tcBorders>
+            <w:shd w:val="clear" w:color="auto" w:fill="F7FBF9"/>
+            <w:tcMar>
+              <w:top w:w="105" w:type="dxa"/>
+              <w:bottom w:w="105" w:type="dxa"/>
+              <w:left w:w="150" w:type="dxa"/>
+              <w:right w:w="150" w:type="dxa"/>
+            </w:tcMar>
+          </w:tcPr>
+          <w:p>
+            <w:pPr>
+              <w:spacing w:line="240" w:lineRule="auto" w:before="60" w:after="60"/>
+            </w:pPr>
+            <w:r>
+              <w:rPr>
+                <w:rFonts w:ascii="Consolas" w:hAnsi="Consolas"/>
+                <w:color w:val="1F6B54"/>
+                <w:sz w:val="18"/>
+              </w:rPr>
+              <w:t>/api/operations/tasks/{id}/execute</w:t>
+            </w:r>
+          </w:p>
+        </w:tc>
+        <w:tc>
+          <w:tcPr>
+            <w:tcW w:type="dxa" w:w="2880"/>
+            <w:vAlign w:val="center"/>
+            <w:tcBorders>
+              <w:top w:val="single" w:sz="6" w:space="0" w:color="DDE7E3"/>
+              <w:bottom w:val="single" w:sz="6" w:space="0" w:color="DDE7E3"/>
+              <w:left w:val="single" w:sz="6" w:space="0" w:color="DDE7E3"/>
+              <w:right w:val="single" w:sz="6" w:space="0" w:color="DDE7E3"/>
+            </w:tcBorders>
+            <w:shd w:val="clear" w:color="auto" w:fill="F7FBF9"/>
+            <w:tcMar>
+              <w:top w:w="105" w:type="dxa"/>
+              <w:bottom w:w="105" w:type="dxa"/>
+              <w:left w:w="150" w:type="dxa"/>
+              <w:right w:w="150" w:type="dxa"/>
+            </w:tcMar>
+          </w:tcPr>
+          <w:p>
+            <w:pPr>
+              <w:spacing w:line="240" w:lineRule="auto" w:before="60" w:after="60"/>
+            </w:pPr>
+            <w:r>
+              <w:t>执行已批准任务</w:t>
+            </w:r>
+          </w:p>
+        </w:tc>
+      </w:tr>
+      <w:tr>
+        <w:tc>
+          <w:tcPr>
+            <w:tcW w:type="dxa" w:w="2880"/>
+            <w:vAlign w:val="center"/>
+            <w:tcBorders>
+              <w:top w:val="single" w:sz="6" w:space="0" w:color="DDE7E3"/>
+              <w:bottom w:val="single" w:sz="6" w:space="0" w:color="DDE7E3"/>
+              <w:left w:val="single" w:sz="6" w:space="0" w:color="DDE7E3"/>
+              <w:right w:val="single" w:sz="6" w:space="0" w:color="DDE7E3"/>
+            </w:tcBorders>
+            <w:tcMar>
+              <w:top w:w="105" w:type="dxa"/>
+              <w:bottom w:w="105" w:type="dxa"/>
+              <w:left w:w="150" w:type="dxa"/>
+              <w:right w:w="150" w:type="dxa"/>
+            </w:tcMar>
+          </w:tcPr>
+          <w:p>
+            <w:pPr>
+              <w:spacing w:line="240" w:lineRule="auto" w:before="60" w:after="60"/>
+            </w:pPr>
+            <w:r>
+              <w:t>GET</w:t>
+            </w:r>
+          </w:p>
+        </w:tc>
+        <w:tc>
+          <w:tcPr>
+            <w:tcW w:type="dxa" w:w="2880"/>
+            <w:vAlign w:val="center"/>
+            <w:tcBorders>
+              <w:top w:val="single" w:sz="6" w:space="0" w:color="DDE7E3"/>
+              <w:bottom w:val="single" w:sz="6" w:space="0" w:color="DDE7E3"/>
+              <w:left w:val="single" w:sz="6" w:space="0" w:color="DDE7E3"/>
+              <w:right w:val="single" w:sz="6" w:space="0" w:color="DDE7E3"/>
+            </w:tcBorders>
+            <w:tcMar>
+              <w:top w:w="105" w:type="dxa"/>
+              <w:bottom w:w="105" w:type="dxa"/>
+              <w:left w:w="150" w:type="dxa"/>
+              <w:right w:w="150" w:type="dxa"/>
+            </w:tcMar>
+          </w:tcPr>
+          <w:p>
+            <w:pPr>
+              <w:spacing w:line="240" w:lineRule="auto" w:before="60" w:after="60"/>
+            </w:pPr>
+            <w:r>
+              <w:rPr>
+                <w:rFonts w:ascii="Consolas" w:hAnsi="Consolas"/>
+                <w:color w:val="1F6B54"/>
+                <w:sz w:val="18"/>
+              </w:rPr>
+              <w:t>/api/operations/audit</w:t>
+            </w:r>
+          </w:p>
+        </w:tc>
+        <w:tc>
+          <w:tcPr>
+            <w:tcW w:type="dxa" w:w="2880"/>
+            <w:vAlign w:val="center"/>
+            <w:tcBorders>
+              <w:top w:val="single" w:sz="6" w:space="0" w:color="DDE7E3"/>
+              <w:bottom w:val="single" w:sz="6" w:space="0" w:color="DDE7E3"/>
+              <w:left w:val="single" w:sz="6" w:space="0" w:color="DDE7E3"/>
+              <w:right w:val="single" w:sz="6" w:space="0" w:color="DDE7E3"/>
+            </w:tcBorders>
+            <w:tcMar>
+              <w:top w:w="105" w:type="dxa"/>
+              <w:bottom w:w="105" w:type="dxa"/>
+              <w:left w:w="150" w:type="dxa"/>
+              <w:right w:w="150" w:type="dxa"/>
+            </w:tcMar>
+          </w:tcPr>
+          <w:p>
+            <w:pPr>
+              <w:spacing w:line="240" w:lineRule="auto" w:before="60" w:after="60"/>
+            </w:pPr>
+            <w:r>
+              <w:t>审计日志（谁、何时、做了什么）</w:t>
+            </w:r>
+          </w:p>
+        </w:tc>
+      </w:tr>
+      <w:tr>
+        <w:tc>
+          <w:tcPr>
+            <w:tcW w:type="dxa" w:w="2880"/>
+            <w:vAlign w:val="center"/>
+            <w:tcBorders>
+              <w:top w:val="single" w:sz="6" w:space="0" w:color="DDE7E3"/>
+              <w:bottom w:val="single" w:sz="6" w:space="0" w:color="DDE7E3"/>
+              <w:left w:val="single" w:sz="6" w:space="0" w:color="DDE7E3"/>
+              <w:right w:val="single" w:sz="6" w:space="0" w:color="DDE7E3"/>
+            </w:tcBorders>
+            <w:shd w:val="clear" w:color="auto" w:fill="F7FBF9"/>
+            <w:tcMar>
+              <w:top w:w="105" w:type="dxa"/>
+              <w:bottom w:w="105" w:type="dxa"/>
+              <w:left w:w="150" w:type="dxa"/>
+              <w:right w:w="150" w:type="dxa"/>
+            </w:tcMar>
+          </w:tcPr>
+          <w:p>
+            <w:pPr>
+              <w:spacing w:line="240" w:lineRule="auto" w:before="60" w:after="60"/>
+            </w:pPr>
+            <w:r>
+              <w:t>GET</w:t>
+            </w:r>
+          </w:p>
+        </w:tc>
+        <w:tc>
+          <w:tcPr>
+            <w:tcW w:type="dxa" w:w="2880"/>
+            <w:vAlign w:val="center"/>
+            <w:tcBorders>
+              <w:top w:val="single" w:sz="6" w:space="0" w:color="DDE7E3"/>
+              <w:bottom w:val="single" w:sz="6" w:space="0" w:color="DDE7E3"/>
+              <w:left w:val="single" w:sz="6" w:space="0" w:color="DDE7E3"/>
+              <w:right w:val="single" w:sz="6" w:space="0" w:color="DDE7E3"/>
+            </w:tcBorders>
+            <w:shd w:val="clear" w:color="auto" w:fill="F7FBF9"/>
+            <w:tcMar>
+              <w:top w:w="105" w:type="dxa"/>
+              <w:bottom w:w="105" w:type="dxa"/>
+              <w:left w:w="150" w:type="dxa"/>
+              <w:right w:w="150" w:type="dxa"/>
+            </w:tcMar>
+          </w:tcPr>
+          <w:p>
+            <w:pPr>
+              <w:spacing w:line="240" w:lineRule="auto" w:before="60" w:after="60"/>
+            </w:pPr>
+            <w:r>
+              <w:rPr>
+                <w:rFonts w:ascii="Consolas" w:hAnsi="Consolas"/>
+                <w:color w:val="1F6B54"/>
+                <w:sz w:val="18"/>
+              </w:rPr>
+              <w:t>/api/operations/stats</w:t>
+            </w:r>
+          </w:p>
+        </w:tc>
+        <w:tc>
+          <w:tcPr>
+            <w:tcW w:type="dxa" w:w="2880"/>
+            <w:vAlign w:val="center"/>
+            <w:tcBorders>
+              <w:top w:val="single" w:sz="6" w:space="0" w:color="DDE7E3"/>
+              <w:bottom w:val="single" w:sz="6" w:space="0" w:color="DDE7E3"/>
+              <w:left w:val="single" w:sz="6" w:space="0" w:color="DDE7E3"/>
+              <w:right w:val="single" w:sz="6" w:space="0" w:color="DDE7E3"/>
+            </w:tcBorders>
+            <w:shd w:val="clear" w:color="auto" w:fill="F7FBF9"/>
+            <w:tcMar>
+              <w:top w:w="105" w:type="dxa"/>
+              <w:bottom w:w="105" w:type="dxa"/>
+              <w:left w:w="150" w:type="dxa"/>
+              <w:right w:w="150" w:type="dxa"/>
+            </w:tcMar>
+          </w:tcPr>
+          <w:p>
+            <w:pPr>
+              <w:spacing w:line="240" w:lineRule="auto" w:before="60" w:after="60"/>
+            </w:pPr>
+            <w:r>
               <w:t>任务状态统计</w:t>
             </w:r>
             <w:r>
@@ -8596,6 +10109,348 @@
             </w:r>
             <w:r>
               <w:t>今日自动执行次数</w:t>
+            </w:r>
+          </w:p>
+        </w:tc>
+      </w:tr>
+    </w:tbl>
+    <w:p>
+      <w:r/>
+    </w:p>
+    <w:p>
+      <w:pPr>
+        <w:pStyle w:val="Heading3"/>
+      </w:pPr>
+      <w:r>
+        <w:rPr>
+          <w:rFonts w:ascii="Microsoft YaHei" w:eastAsia="Microsoft YaHei" w:hAnsi="Microsoft YaHei" w:cs="Microsoft YaHei" w:hint="eastAsia"/>
+          <w:color w:val="2E8B6E"/>
+          <w:sz w:val="24"/>
+          <w:lang w:eastAsia="zh-CN"/>
+        </w:rPr>
+        <w:t>9.5 自动运营（无人值守，本轮新增）</w:t>
+      </w:r>
+      <w:r/>
+    </w:p>
+    <w:tbl>
+      <w:tblPr>
+        <w:tblW w:type="pct" w:w="5000"/>
+        <w:tblLook w:firstColumn="1" w:firstRow="1" w:lastColumn="0" w:lastRow="0" w:noHBand="0" w:noVBand="1" w:val="04A0"/>
+        <w:tblLayout w:type="autofit"/>
+      </w:tblPr>
+      <w:tblGrid>
+        <w:gridCol w:w="2880"/>
+        <w:gridCol w:w="2880"/>
+        <w:gridCol w:w="2880"/>
+      </w:tblGrid>
+      <w:tr>
+        <w:tc>
+          <w:tcPr>
+            <w:tcW w:type="dxa" w:w="2880"/>
+            <w:tcBorders>
+              <w:top w:val="single" w:sz="6" w:space="0" w:color="1F6B54"/>
+              <w:bottom w:val="single" w:sz="6" w:space="0" w:color="1F6B54"/>
+              <w:left w:val="single" w:sz="6" w:space="0" w:color="1F6B54"/>
+              <w:right w:val="single" w:sz="6" w:space="0" w:color="1F6B54"/>
+            </w:tcBorders>
+            <w:shd w:val="clear" w:color="auto" w:fill="1F6B54"/>
+            <w:vAlign w:val="center"/>
+            <w:tcMar>
+              <w:top w:w="120" w:type="dxa"/>
+              <w:bottom w:w="120" w:type="dxa"/>
+              <w:left w:w="150" w:type="dxa"/>
+              <w:right w:w="150" w:type="dxa"/>
+            </w:tcMar>
+          </w:tcPr>
+          <w:p>
+            <w:pPr>
+              <w:jc w:val="left"/>
+              <w:spacing w:line="240" w:lineRule="auto" w:before="60" w:after="60"/>
+            </w:pPr>
+            <w:r>
+              <w:rPr>
+                <w:b/>
+                <w:color w:val="FFFFFF"/>
+              </w:rPr>
+              <w:t>方法</w:t>
+            </w:r>
+          </w:p>
+        </w:tc>
+        <w:tc>
+          <w:tcPr>
+            <w:tcW w:type="dxa" w:w="2880"/>
+            <w:tcBorders>
+              <w:top w:val="single" w:sz="6" w:space="0" w:color="1F6B54"/>
+              <w:bottom w:val="single" w:sz="6" w:space="0" w:color="1F6B54"/>
+              <w:left w:val="single" w:sz="6" w:space="0" w:color="1F6B54"/>
+              <w:right w:val="single" w:sz="6" w:space="0" w:color="1F6B54"/>
+            </w:tcBorders>
+            <w:shd w:val="clear" w:color="auto" w:fill="1F6B54"/>
+            <w:vAlign w:val="center"/>
+            <w:tcMar>
+              <w:top w:w="120" w:type="dxa"/>
+              <w:bottom w:w="120" w:type="dxa"/>
+              <w:left w:w="150" w:type="dxa"/>
+              <w:right w:w="150" w:type="dxa"/>
+            </w:tcMar>
+          </w:tcPr>
+          <w:p>
+            <w:pPr>
+              <w:jc w:val="left"/>
+              <w:spacing w:line="240" w:lineRule="auto" w:before="60" w:after="60"/>
+            </w:pPr>
+            <w:r>
+              <w:rPr>
+                <w:b/>
+                <w:color w:val="FFFFFF"/>
+              </w:rPr>
+              <w:t>路径</w:t>
+            </w:r>
+          </w:p>
+        </w:tc>
+        <w:tc>
+          <w:tcPr>
+            <w:tcW w:type="dxa" w:w="2880"/>
+            <w:tcBorders>
+              <w:top w:val="single" w:sz="6" w:space="0" w:color="1F6B54"/>
+              <w:bottom w:val="single" w:sz="6" w:space="0" w:color="1F6B54"/>
+              <w:left w:val="single" w:sz="6" w:space="0" w:color="1F6B54"/>
+              <w:right w:val="single" w:sz="6" w:space="0" w:color="1F6B54"/>
+            </w:tcBorders>
+            <w:shd w:val="clear" w:color="auto" w:fill="1F6B54"/>
+            <w:vAlign w:val="center"/>
+            <w:tcMar>
+              <w:top w:w="120" w:type="dxa"/>
+              <w:bottom w:w="120" w:type="dxa"/>
+              <w:left w:w="150" w:type="dxa"/>
+              <w:right w:w="150" w:type="dxa"/>
+            </w:tcMar>
+          </w:tcPr>
+          <w:p>
+            <w:pPr>
+              <w:jc w:val="left"/>
+              <w:spacing w:line="240" w:lineRule="auto" w:before="60" w:after="60"/>
+            </w:pPr>
+            <w:r>
+              <w:rPr>
+                <w:b/>
+                <w:color w:val="FFFFFF"/>
+              </w:rPr>
+              <w:t>说明</w:t>
+            </w:r>
+          </w:p>
+        </w:tc>
+      </w:tr>
+      <w:tr>
+        <w:tc>
+          <w:tcPr>
+            <w:tcW w:type="dxa" w:w="2880"/>
+            <w:vAlign w:val="center"/>
+            <w:tcBorders>
+              <w:top w:val="single" w:sz="6" w:space="0" w:color="DDE7E3"/>
+              <w:bottom w:val="single" w:sz="6" w:space="0" w:color="DDE7E3"/>
+              <w:left w:val="single" w:sz="6" w:space="0" w:color="DDE7E3"/>
+              <w:right w:val="single" w:sz="6" w:space="0" w:color="DDE7E3"/>
+            </w:tcBorders>
+            <w:shd w:val="clear" w:color="auto" w:fill="F7FBF9"/>
+            <w:tcMar>
+              <w:top w:w="105" w:type="dxa"/>
+              <w:bottom w:w="105" w:type="dxa"/>
+              <w:left w:w="150" w:type="dxa"/>
+              <w:right w:w="150" w:type="dxa"/>
+            </w:tcMar>
+          </w:tcPr>
+          <w:p>
+            <w:pPr>
+              <w:spacing w:line="240" w:lineRule="auto" w:before="60" w:after="60"/>
+            </w:pPr>
+            <w:r>
+              <w:t>GET</w:t>
+            </w:r>
+          </w:p>
+        </w:tc>
+        <w:tc>
+          <w:tcPr>
+            <w:tcW w:type="dxa" w:w="2880"/>
+            <w:vAlign w:val="center"/>
+            <w:tcBorders>
+              <w:top w:val="single" w:sz="6" w:space="0" w:color="DDE7E3"/>
+              <w:bottom w:val="single" w:sz="6" w:space="0" w:color="DDE7E3"/>
+              <w:left w:val="single" w:sz="6" w:space="0" w:color="DDE7E3"/>
+              <w:right w:val="single" w:sz="6" w:space="0" w:color="DDE7E3"/>
+            </w:tcBorders>
+            <w:shd w:val="clear" w:color="auto" w:fill="F7FBF9"/>
+            <w:tcMar>
+              <w:top w:w="105" w:type="dxa"/>
+              <w:bottom w:w="105" w:type="dxa"/>
+              <w:left w:w="150" w:type="dxa"/>
+              <w:right w:w="150" w:type="dxa"/>
+            </w:tcMar>
+          </w:tcPr>
+          <w:p>
+            <w:pPr>
+              <w:spacing w:line="240" w:lineRule="auto" w:before="60" w:after="60"/>
+            </w:pPr>
+            <w:r>
+              <w:rPr>
+                <w:rFonts w:ascii="Consolas" w:hAnsi="Consolas"/>
+                <w:color w:val="1F6B54"/>
+                <w:sz w:val="18"/>
+              </w:rPr>
+              <w:t>/api/operations/auto-pilot</w:t>
+            </w:r>
+          </w:p>
+        </w:tc>
+        <w:tc>
+          <w:tcPr>
+            <w:tcW w:type="dxa" w:w="2880"/>
+            <w:vAlign w:val="center"/>
+            <w:tcBorders>
+              <w:top w:val="single" w:sz="6" w:space="0" w:color="DDE7E3"/>
+              <w:bottom w:val="single" w:sz="6" w:space="0" w:color="DDE7E3"/>
+              <w:left w:val="single" w:sz="6" w:space="0" w:color="DDE7E3"/>
+              <w:right w:val="single" w:sz="6" w:space="0" w:color="DDE7E3"/>
+            </w:tcBorders>
+            <w:shd w:val="clear" w:color="auto" w:fill="F7FBF9"/>
+            <w:tcMar>
+              <w:top w:w="105" w:type="dxa"/>
+              <w:bottom w:w="105" w:type="dxa"/>
+              <w:left w:w="150" w:type="dxa"/>
+              <w:right w:w="150" w:type="dxa"/>
+            </w:tcMar>
+          </w:tcPr>
+          <w:p>
+            <w:pPr>
+              <w:spacing w:line="240" w:lineRule="auto" w:before="60" w:after="60"/>
+            </w:pPr>
+            <w:r>
+              <w:t xml:space="preserve">自动运营状态：是否开启、间隔、 </w:t>
+            </w:r>
+            <w:r>
+              <w:rPr>
+                <w:b/>
+              </w:rPr>
+              <w:t>下一轮时间</w:t>
+            </w:r>
+            <w:r>
+              <w:t xml:space="preserve"> </w:t>
+            </w:r>
+            <w:r>
+              <w:t>、最近</w:t>
+            </w:r>
+            <w:r>
+              <w:t xml:space="preserve"> </w:t>
+            </w:r>
+            <w:r>
+              <w:t xml:space="preserve"> 10 </w:t>
+            </w:r>
+            <w:r>
+              <w:t xml:space="preserve"> </w:t>
+            </w:r>
+            <w:r>
+              <w:t>轮运行记录</w:t>
+            </w:r>
+          </w:p>
+        </w:tc>
+      </w:tr>
+      <w:tr>
+        <w:tc>
+          <w:tcPr>
+            <w:tcW w:type="dxa" w:w="2880"/>
+            <w:vAlign w:val="center"/>
+            <w:tcBorders>
+              <w:top w:val="single" w:sz="6" w:space="0" w:color="DDE7E3"/>
+              <w:bottom w:val="single" w:sz="6" w:space="0" w:color="DDE7E3"/>
+              <w:left w:val="single" w:sz="6" w:space="0" w:color="DDE7E3"/>
+              <w:right w:val="single" w:sz="6" w:space="0" w:color="DDE7E3"/>
+            </w:tcBorders>
+            <w:tcMar>
+              <w:top w:w="105" w:type="dxa"/>
+              <w:bottom w:w="105" w:type="dxa"/>
+              <w:left w:w="150" w:type="dxa"/>
+              <w:right w:w="150" w:type="dxa"/>
+            </w:tcMar>
+          </w:tcPr>
+          <w:p>
+            <w:pPr>
+              <w:spacing w:line="240" w:lineRule="auto" w:before="60" w:after="60"/>
+            </w:pPr>
+            <w:r>
+              <w:t>POST</w:t>
+            </w:r>
+          </w:p>
+        </w:tc>
+        <w:tc>
+          <w:tcPr>
+            <w:tcW w:type="dxa" w:w="2880"/>
+            <w:vAlign w:val="center"/>
+            <w:tcBorders>
+              <w:top w:val="single" w:sz="6" w:space="0" w:color="DDE7E3"/>
+              <w:bottom w:val="single" w:sz="6" w:space="0" w:color="DDE7E3"/>
+              <w:left w:val="single" w:sz="6" w:space="0" w:color="DDE7E3"/>
+              <w:right w:val="single" w:sz="6" w:space="0" w:color="DDE7E3"/>
+            </w:tcBorders>
+            <w:tcMar>
+              <w:top w:w="105" w:type="dxa"/>
+              <w:bottom w:w="105" w:type="dxa"/>
+              <w:left w:w="150" w:type="dxa"/>
+              <w:right w:w="150" w:type="dxa"/>
+            </w:tcMar>
+          </w:tcPr>
+          <w:p>
+            <w:pPr>
+              <w:spacing w:line="240" w:lineRule="auto" w:before="60" w:after="60"/>
+            </w:pPr>
+            <w:r>
+              <w:rPr>
+                <w:rFonts w:ascii="Consolas" w:hAnsi="Consolas"/>
+                <w:color w:val="1F6B54"/>
+                <w:sz w:val="18"/>
+              </w:rPr>
+              <w:t>/api/operations/auto-pilot/run</w:t>
+            </w:r>
+          </w:p>
+        </w:tc>
+        <w:tc>
+          <w:tcPr>
+            <w:tcW w:type="dxa" w:w="2880"/>
+            <w:vAlign w:val="center"/>
+            <w:tcBorders>
+              <w:top w:val="single" w:sz="6" w:space="0" w:color="DDE7E3"/>
+              <w:bottom w:val="single" w:sz="6" w:space="0" w:color="DDE7E3"/>
+              <w:left w:val="single" w:sz="6" w:space="0" w:color="DDE7E3"/>
+              <w:right w:val="single" w:sz="6" w:space="0" w:color="DDE7E3"/>
+            </w:tcBorders>
+            <w:tcMar>
+              <w:top w:w="105" w:type="dxa"/>
+              <w:bottom w:w="105" w:type="dxa"/>
+              <w:left w:w="150" w:type="dxa"/>
+              <w:right w:w="150" w:type="dxa"/>
+            </w:tcMar>
+          </w:tcPr>
+          <w:p>
+            <w:pPr>
+              <w:spacing w:line="240" w:lineRule="auto" w:before="60" w:after="60"/>
+            </w:pPr>
+            <w:r>
+              <w:rPr>
+                <w:b/>
+              </w:rPr>
+              <w:t>立即跑一轮</w:t>
+            </w:r>
+            <w:r>
+              <w:t xml:space="preserve"> （不等定时器，用于验证策略是否生效；可选 </w:t>
+            </w:r>
+            <w:r>
+              <w:rPr>
+                <w:rFonts w:ascii="Consolas" w:hAnsi="Consolas"/>
+                <w:color w:val="1F6B54"/>
+                <w:sz w:val="18"/>
+              </w:rPr>
+              <w:t>trigger</w:t>
+            </w:r>
+            <w:r>
+              <w:t xml:space="preserve"> 参数）</w:t>
             </w:r>
           </w:p>
         </w:tc>
@@ -8694,7 +10549,7 @@
           <w:sz w:val="28"/>
           <w:lang w:eastAsia="zh-CN"/>
         </w:rPr>
-        <w:t>九、端到端验证结果（均为真实调用实测）</w:t>
+        <w:t>十、端到端验证结果（均为真实调用实测）</w:t>
       </w:r>
       <w:r/>
     </w:p>
@@ -9516,6 +11371,530 @@
           </w:p>
         </w:tc>
       </w:tr>
+      <w:tr>
+        <w:tc>
+          <w:tcPr>
+            <w:tcW w:type="dxa" w:w="4320"/>
+            <w:vAlign w:val="center"/>
+            <w:tcBorders>
+              <w:top w:val="single" w:sz="6" w:space="0" w:color="DDE7E3"/>
+              <w:bottom w:val="single" w:sz="6" w:space="0" w:color="DDE7E3"/>
+              <w:left w:val="single" w:sz="6" w:space="0" w:color="DDE7E3"/>
+              <w:right w:val="single" w:sz="6" w:space="0" w:color="DDE7E3"/>
+            </w:tcBorders>
+            <w:tcMar>
+              <w:top w:w="105" w:type="dxa"/>
+              <w:bottom w:w="105" w:type="dxa"/>
+              <w:left w:w="150" w:type="dxa"/>
+              <w:right w:w="150" w:type="dxa"/>
+            </w:tcMar>
+          </w:tcPr>
+          <w:p>
+            <w:pPr>
+              <w:spacing w:line="240" w:lineRule="auto" w:before="60" w:after="60"/>
+            </w:pPr>
+            <w:r>
+              <w:t>调度器启动</w:t>
+            </w:r>
+          </w:p>
+        </w:tc>
+        <w:tc>
+          <w:tcPr>
+            <w:tcW w:type="dxa" w:w="4320"/>
+            <w:vAlign w:val="center"/>
+            <w:tcBorders>
+              <w:top w:val="single" w:sz="6" w:space="0" w:color="DDE7E3"/>
+              <w:bottom w:val="single" w:sz="6" w:space="0" w:color="DDE7E3"/>
+              <w:left w:val="single" w:sz="6" w:space="0" w:color="DDE7E3"/>
+              <w:right w:val="single" w:sz="6" w:space="0" w:color="DDE7E3"/>
+            </w:tcBorders>
+            <w:tcMar>
+              <w:top w:w="105" w:type="dxa"/>
+              <w:bottom w:w="105" w:type="dxa"/>
+              <w:left w:w="150" w:type="dxa"/>
+              <w:right w:w="150" w:type="dxa"/>
+            </w:tcMar>
+          </w:tcPr>
+          <w:p>
+            <w:pPr>
+              <w:spacing w:line="240" w:lineRule="auto" w:before="60" w:after="60"/>
+            </w:pPr>
+            <w:r>
+              <w:t xml:space="preserve">✅ </w:t>
+            </w:r>
+            <w:r>
+              <w:t xml:space="preserve"> </w:t>
+            </w:r>
+            <w:r>
+              <w:t>启动日志出现「调度器就绪，每</w:t>
+            </w:r>
+            <w:r>
+              <w:t xml:space="preserve"> </w:t>
+            </w:r>
+            <w:r>
+              <w:t xml:space="preserve"> 60s </w:t>
+            </w:r>
+            <w:r>
+              <w:t xml:space="preserve"> </w:t>
+            </w:r>
+            <w:r>
+              <w:t>检查一次」</w:t>
+            </w:r>
+          </w:p>
+        </w:tc>
+      </w:tr>
+      <w:tr>
+        <w:tc>
+          <w:tcPr>
+            <w:tcW w:type="dxa" w:w="4320"/>
+            <w:vAlign w:val="center"/>
+            <w:tcBorders>
+              <w:top w:val="single" w:sz="6" w:space="0" w:color="DDE7E3"/>
+              <w:bottom w:val="single" w:sz="6" w:space="0" w:color="DDE7E3"/>
+              <w:left w:val="single" w:sz="6" w:space="0" w:color="DDE7E3"/>
+              <w:right w:val="single" w:sz="6" w:space="0" w:color="DDE7E3"/>
+            </w:tcBorders>
+            <w:shd w:val="clear" w:color="auto" w:fill="F7FBF9"/>
+            <w:tcMar>
+              <w:top w:w="105" w:type="dxa"/>
+              <w:bottom w:w="105" w:type="dxa"/>
+              <w:left w:w="150" w:type="dxa"/>
+              <w:right w:w="150" w:type="dxa"/>
+            </w:tcMar>
+          </w:tcPr>
+          <w:p>
+            <w:pPr>
+              <w:spacing w:line="240" w:lineRule="auto" w:before="60" w:after="60"/>
+            </w:pPr>
+            <w:r>
+              <w:rPr>
+                <w:b/>
+              </w:rPr>
+              <w:t>定时自动触发</w:t>
+            </w:r>
+          </w:p>
+        </w:tc>
+        <w:tc>
+          <w:tcPr>
+            <w:tcW w:type="dxa" w:w="4320"/>
+            <w:vAlign w:val="center"/>
+            <w:tcBorders>
+              <w:top w:val="single" w:sz="6" w:space="0" w:color="DDE7E3"/>
+              <w:bottom w:val="single" w:sz="6" w:space="0" w:color="DDE7E3"/>
+              <w:left w:val="single" w:sz="6" w:space="0" w:color="DDE7E3"/>
+              <w:right w:val="single" w:sz="6" w:space="0" w:color="DDE7E3"/>
+            </w:tcBorders>
+            <w:shd w:val="clear" w:color="auto" w:fill="F7FBF9"/>
+            <w:tcMar>
+              <w:top w:w="105" w:type="dxa"/>
+              <w:bottom w:w="105" w:type="dxa"/>
+              <w:left w:w="150" w:type="dxa"/>
+              <w:right w:w="150" w:type="dxa"/>
+            </w:tcMar>
+          </w:tcPr>
+          <w:p>
+            <w:pPr>
+              <w:spacing w:line="240" w:lineRule="auto" w:before="60" w:after="60"/>
+            </w:pPr>
+            <w:r>
+              <w:t xml:space="preserve">✅ </w:t>
+            </w:r>
+            <w:r>
+              <w:t xml:space="preserve"> </w:t>
+            </w:r>
+            <w:r>
+              <w:t>开启后无需任何人工操作，到点自动产生</w:t>
+            </w:r>
+            <w:r>
+              <w:t xml:space="preserve"> </w:t>
+            </w:r>
+            <w:r>
+              <w:t xml:space="preserve"> </w:t>
+            </w:r>
+            <w:r>
+              <w:t xml:space="preserve"> </w:t>
+            </w:r>
+            <w:r>
+              <w:rPr>
+                <w:rFonts w:ascii="Consolas" w:hAnsi="Consolas"/>
+                <w:color w:val="1F6B54"/>
+                <w:sz w:val="18"/>
+              </w:rPr>
+              <w:t>trigger=timer</w:t>
+            </w:r>
+            <w:r>
+              <w:t xml:space="preserve"> 的运行记录</w:t>
+            </w:r>
+          </w:p>
+        </w:tc>
+      </w:tr>
+      <w:tr>
+        <w:tc>
+          <w:tcPr>
+            <w:tcW w:type="dxa" w:w="4320"/>
+            <w:vAlign w:val="center"/>
+            <w:tcBorders>
+              <w:top w:val="single" w:sz="6" w:space="0" w:color="DDE7E3"/>
+              <w:bottom w:val="single" w:sz="6" w:space="0" w:color="DDE7E3"/>
+              <w:left w:val="single" w:sz="6" w:space="0" w:color="DDE7E3"/>
+              <w:right w:val="single" w:sz="6" w:space="0" w:color="DDE7E3"/>
+            </w:tcBorders>
+            <w:tcMar>
+              <w:top w:w="105" w:type="dxa"/>
+              <w:bottom w:w="105" w:type="dxa"/>
+              <w:left w:w="150" w:type="dxa"/>
+              <w:right w:w="150" w:type="dxa"/>
+            </w:tcMar>
+          </w:tcPr>
+          <w:p>
+            <w:pPr>
+              <w:spacing w:line="240" w:lineRule="auto" w:before="60" w:after="60"/>
+            </w:pPr>
+            <w:r>
+              <w:rPr>
+                <w:b/>
+              </w:rPr>
+              <w:t>无人值守真实自动执行</w:t>
+            </w:r>
+          </w:p>
+        </w:tc>
+        <w:tc>
+          <w:tcPr>
+            <w:tcW w:type="dxa" w:w="4320"/>
+            <w:vAlign w:val="center"/>
+            <w:tcBorders>
+              <w:top w:val="single" w:sz="6" w:space="0" w:color="DDE7E3"/>
+              <w:bottom w:val="single" w:sz="6" w:space="0" w:color="DDE7E3"/>
+              <w:left w:val="single" w:sz="6" w:space="0" w:color="DDE7E3"/>
+              <w:right w:val="single" w:sz="6" w:space="0" w:color="DDE7E3"/>
+            </w:tcBorders>
+            <w:tcMar>
+              <w:top w:w="105" w:type="dxa"/>
+              <w:bottom w:w="105" w:type="dxa"/>
+              <w:left w:w="150" w:type="dxa"/>
+              <w:right w:w="150" w:type="dxa"/>
+            </w:tcMar>
+          </w:tcPr>
+          <w:p>
+            <w:pPr>
+              <w:spacing w:line="240" w:lineRule="auto" w:before="60" w:after="60"/>
+            </w:pPr>
+            <w:r>
+              <w:t xml:space="preserve">✅ L2 + </w:t>
+            </w:r>
+            <w:r>
+              <w:t xml:space="preserve"> </w:t>
+            </w:r>
+            <w:r>
+              <w:t>白名单商品</w:t>
+            </w:r>
+            <w:r>
+              <w:t xml:space="preserve"> </w:t>
+            </w:r>
+            <w:r>
+              <w:t xml:space="preserve"> + </w:t>
+            </w:r>
+            <w:r>
+              <w:t xml:space="preserve"> </w:t>
+            </w:r>
+            <w:r>
+              <w:t>限额内</w:t>
+            </w:r>
+            <w:r>
+              <w:t xml:space="preserve"> </w:t>
+            </w:r>
+            <w:r>
+              <w:t xml:space="preserve"> → </w:t>
+            </w:r>
+            <w:r>
+              <w:t xml:space="preserve"> </w:t>
+            </w:r>
+            <w:r>
+              <w:t>自动建单并</w:t>
+            </w:r>
+            <w:r>
+              <w:t xml:space="preserve"> </w:t>
+            </w:r>
+            <w:r>
+              <w:rPr>
+                <w:b/>
+              </w:rPr>
+              <w:t>自动执行</w:t>
+            </w:r>
+            <w:r>
+              <w:t xml:space="preserve"> </w:t>
+            </w:r>
+            <w:r>
+              <w:t>，收银系统侧真实库存</w:t>
+            </w:r>
+            <w:r>
+              <w:t xml:space="preserve"> </w:t>
+            </w:r>
+            <w:r>
+              <w:t xml:space="preserve"> 0 → 100</w:t>
+            </w:r>
+            <w:r>
+              <w:t xml:space="preserve"> </w:t>
+            </w:r>
+            <w:r>
+              <w:t>，任务标记「</w:t>
+            </w:r>
+            <w:r>
+              <w:t xml:space="preserve"> </w:t>
+            </w:r>
+            <w:r>
+              <w:t xml:space="preserve">🤖 </w:t>
+            </w:r>
+            <w:r>
+              <w:t xml:space="preserve"> </w:t>
+            </w:r>
+            <w:r>
+              <w:t>系统自动执行」（随后原路回滚，净变化为零）</w:t>
+            </w:r>
+          </w:p>
+        </w:tc>
+      </w:tr>
+      <w:tr>
+        <w:tc>
+          <w:tcPr>
+            <w:tcW w:type="dxa" w:w="4320"/>
+            <w:vAlign w:val="center"/>
+            <w:tcBorders>
+              <w:top w:val="single" w:sz="6" w:space="0" w:color="DDE7E3"/>
+              <w:bottom w:val="single" w:sz="6" w:space="0" w:color="DDE7E3"/>
+              <w:left w:val="single" w:sz="6" w:space="0" w:color="DDE7E3"/>
+              <w:right w:val="single" w:sz="6" w:space="0" w:color="DDE7E3"/>
+            </w:tcBorders>
+            <w:shd w:val="clear" w:color="auto" w:fill="F7FBF9"/>
+            <w:tcMar>
+              <w:top w:w="105" w:type="dxa"/>
+              <w:bottom w:w="105" w:type="dxa"/>
+              <w:left w:w="150" w:type="dxa"/>
+              <w:right w:w="150" w:type="dxa"/>
+            </w:tcMar>
+          </w:tcPr>
+          <w:p>
+            <w:pPr>
+              <w:spacing w:line="240" w:lineRule="auto" w:before="60" w:after="60"/>
+            </w:pPr>
+            <w:r>
+              <w:t>护栏不被绕过</w:t>
+            </w:r>
+          </w:p>
+        </w:tc>
+        <w:tc>
+          <w:tcPr>
+            <w:tcW w:type="dxa" w:w="4320"/>
+            <w:vAlign w:val="center"/>
+            <w:tcBorders>
+              <w:top w:val="single" w:sz="6" w:space="0" w:color="DDE7E3"/>
+              <w:bottom w:val="single" w:sz="6" w:space="0" w:color="DDE7E3"/>
+              <w:left w:val="single" w:sz="6" w:space="0" w:color="DDE7E3"/>
+              <w:right w:val="single" w:sz="6" w:space="0" w:color="DDE7E3"/>
+            </w:tcBorders>
+            <w:shd w:val="clear" w:color="auto" w:fill="F7FBF9"/>
+            <w:tcMar>
+              <w:top w:w="105" w:type="dxa"/>
+              <w:bottom w:w="105" w:type="dxa"/>
+              <w:left w:w="150" w:type="dxa"/>
+              <w:right w:w="150" w:type="dxa"/>
+            </w:tcMar>
+          </w:tcPr>
+          <w:p>
+            <w:pPr>
+              <w:spacing w:line="240" w:lineRule="auto" w:before="60" w:after="60"/>
+            </w:pPr>
+            <w:r>
+              <w:t xml:space="preserve">✅ </w:t>
+            </w:r>
+            <w:r>
+              <w:t xml:space="preserve"> </w:t>
+            </w:r>
+            <w:r>
+              <w:t>同一轮里，白名单外的商品仍只生成待审批任务，不自动执行</w:t>
+            </w:r>
+          </w:p>
+        </w:tc>
+      </w:tr>
+      <w:tr>
+        <w:tc>
+          <w:tcPr>
+            <w:tcW w:type="dxa" w:w="4320"/>
+            <w:vAlign w:val="center"/>
+            <w:tcBorders>
+              <w:top w:val="single" w:sz="6" w:space="0" w:color="DDE7E3"/>
+              <w:bottom w:val="single" w:sz="6" w:space="0" w:color="DDE7E3"/>
+              <w:left w:val="single" w:sz="6" w:space="0" w:color="DDE7E3"/>
+              <w:right w:val="single" w:sz="6" w:space="0" w:color="DDE7E3"/>
+            </w:tcBorders>
+            <w:tcMar>
+              <w:top w:w="105" w:type="dxa"/>
+              <w:bottom w:w="105" w:type="dxa"/>
+              <w:left w:w="150" w:type="dxa"/>
+              <w:right w:w="150" w:type="dxa"/>
+            </w:tcMar>
+          </w:tcPr>
+          <w:p>
+            <w:pPr>
+              <w:spacing w:line="240" w:lineRule="auto" w:before="60" w:after="60"/>
+            </w:pPr>
+            <w:r>
+              <w:t>急停对自动运营同样生效</w:t>
+            </w:r>
+          </w:p>
+        </w:tc>
+        <w:tc>
+          <w:tcPr>
+            <w:tcW w:type="dxa" w:w="4320"/>
+            <w:vAlign w:val="center"/>
+            <w:tcBorders>
+              <w:top w:val="single" w:sz="6" w:space="0" w:color="DDE7E3"/>
+              <w:bottom w:val="single" w:sz="6" w:space="0" w:color="DDE7E3"/>
+              <w:left w:val="single" w:sz="6" w:space="0" w:color="DDE7E3"/>
+              <w:right w:val="single" w:sz="6" w:space="0" w:color="DDE7E3"/>
+            </w:tcBorders>
+            <w:tcMar>
+              <w:top w:w="105" w:type="dxa"/>
+              <w:bottom w:w="105" w:type="dxa"/>
+              <w:left w:w="150" w:type="dxa"/>
+              <w:right w:w="150" w:type="dxa"/>
+            </w:tcMar>
+          </w:tcPr>
+          <w:p>
+            <w:pPr>
+              <w:spacing w:line="240" w:lineRule="auto" w:before="60" w:after="60"/>
+            </w:pPr>
+            <w:r>
+              <w:t xml:space="preserve">✅ </w:t>
+            </w:r>
+            <w:r>
+              <w:t xml:space="preserve"> </w:t>
+            </w:r>
+            <w:r>
+              <w:t>急停开启后跑一轮：</w:t>
+            </w:r>
+            <w:r>
+              <w:t xml:space="preserve"> </w:t>
+            </w:r>
+            <w:r>
+              <w:rPr>
+                <w:b/>
+              </w:rPr>
+              <w:t>只建单、零自动执行</w:t>
+            </w:r>
+            <w:r>
+              <w:t xml:space="preserve"> ，目标商品库存未发生任何变化</w:t>
+            </w:r>
+          </w:p>
+        </w:tc>
+      </w:tr>
+      <w:tr>
+        <w:tc>
+          <w:tcPr>
+            <w:tcW w:type="dxa" w:w="4320"/>
+            <w:vAlign w:val="center"/>
+            <w:tcBorders>
+              <w:top w:val="single" w:sz="6" w:space="0" w:color="DDE7E3"/>
+              <w:bottom w:val="single" w:sz="6" w:space="0" w:color="DDE7E3"/>
+              <w:left w:val="single" w:sz="6" w:space="0" w:color="DDE7E3"/>
+              <w:right w:val="single" w:sz="6" w:space="0" w:color="DDE7E3"/>
+            </w:tcBorders>
+            <w:shd w:val="clear" w:color="auto" w:fill="F7FBF9"/>
+            <w:tcMar>
+              <w:top w:w="105" w:type="dxa"/>
+              <w:bottom w:w="105" w:type="dxa"/>
+              <w:left w:w="150" w:type="dxa"/>
+              <w:right w:w="150" w:type="dxa"/>
+            </w:tcMar>
+          </w:tcPr>
+          <w:p>
+            <w:pPr>
+              <w:spacing w:line="240" w:lineRule="auto" w:before="60" w:after="60"/>
+            </w:pPr>
+            <w:r>
+              <w:t>不留测试残留</w:t>
+            </w:r>
+          </w:p>
+        </w:tc>
+        <w:tc>
+          <w:tcPr>
+            <w:tcW w:type="dxa" w:w="4320"/>
+            <w:vAlign w:val="center"/>
+            <w:tcBorders>
+              <w:top w:val="single" w:sz="6" w:space="0" w:color="DDE7E3"/>
+              <w:bottom w:val="single" w:sz="6" w:space="0" w:color="DDE7E3"/>
+              <w:left w:val="single" w:sz="6" w:space="0" w:color="DDE7E3"/>
+              <w:right w:val="single" w:sz="6" w:space="0" w:color="DDE7E3"/>
+            </w:tcBorders>
+            <w:shd w:val="clear" w:color="auto" w:fill="F7FBF9"/>
+            <w:tcMar>
+              <w:top w:w="105" w:type="dxa"/>
+              <w:bottom w:w="105" w:type="dxa"/>
+              <w:left w:w="150" w:type="dxa"/>
+              <w:right w:w="150" w:type="dxa"/>
+            </w:tcMar>
+          </w:tcPr>
+          <w:p>
+            <w:pPr>
+              <w:spacing w:line="240" w:lineRule="auto" w:before="60" w:after="60"/>
+            </w:pPr>
+            <w:r>
+              <w:t xml:space="preserve">✅ </w:t>
+            </w:r>
+            <w:r>
+              <w:t xml:space="preserve"> </w:t>
+            </w:r>
+            <w:r>
+              <w:t>验证后全部</w:t>
+            </w:r>
+            <w:r>
+              <w:t xml:space="preserve"> </w:t>
+            </w:r>
+            <w:r>
+              <w:t xml:space="preserve"> 6 </w:t>
+            </w:r>
+            <w:r>
+              <w:t xml:space="preserve"> </w:t>
+            </w:r>
+            <w:r>
+              <w:t>个商品的库存</w:t>
+            </w:r>
+            <w:r>
+              <w:t xml:space="preserve"> </w:t>
+            </w:r>
+            <w:r>
+              <w:t xml:space="preserve"> / </w:t>
+            </w:r>
+            <w:r>
+              <w:t xml:space="preserve"> </w:t>
+            </w:r>
+            <w:r>
+              <w:t>预留量</w:t>
+            </w:r>
+            <w:r>
+              <w:t xml:space="preserve"> </w:t>
+            </w:r>
+            <w:r>
+              <w:t xml:space="preserve"> / </w:t>
+            </w:r>
+            <w:r>
+              <w:t xml:space="preserve"> </w:t>
+            </w:r>
+            <w:r>
+              <w:t>预警线与订单状态与验证前</w:t>
+            </w:r>
+            <w:r>
+              <w:t xml:space="preserve"> </w:t>
+            </w:r>
+            <w:r>
+              <w:rPr>
+                <w:b/>
+              </w:rPr>
+              <w:t>逐字段一致</w:t>
+            </w:r>
+          </w:p>
+        </w:tc>
+      </w:tr>
     </w:tbl>
     <w:p>
       <w:r/>
@@ -9531,7 +11910,7 @@
           <w:sz w:val="28"/>
           <w:lang w:eastAsia="zh-CN"/>
         </w:rPr>
-        <w:t>十、演进路线：从「每条都问你」到「成熟了自己干」</w:t>
+        <w:t>十一、演进路线：从「每条都问你」到「成熟了自己干」</w:t>
       </w:r>
       <w:r/>
     </w:p>
@@ -9713,7 +12092,16 @@
               <w:t xml:space="preserve"> </w:t>
             </w:r>
             <w:r>
-              <w:t>演练模式先跑几轮</w:t>
+              <w:t>演练模式先跑几轮；</w:t>
+            </w:r>
+            <w:r>
+              <w:t xml:space="preserve"> </w:t>
+            </w:r>
+            <w:r>
+              <w:rPr>
+                <w:b/>
+              </w:rPr>
+              <w:t>自动运营保持关闭</w:t>
             </w:r>
           </w:p>
         </w:tc>
@@ -9836,7 +12224,16 @@
               <w:t xml:space="preserve"> </w:t>
             </w:r>
             <w:r>
-              <w:t>小限额</w:t>
+              <w:t>小限额；</w:t>
+            </w:r>
+            <w:r>
+              <w:t xml:space="preserve"> </w:t>
+            </w:r>
+            <w:r>
+              <w:rPr>
+                <w:b/>
+              </w:rPr>
+              <w:t>自动运营开启、间隔设长一点（如 120 分钟）</w:t>
             </w:r>
           </w:p>
         </w:tc>
@@ -9932,6 +12329,24 @@
             <w:r>
               <w:t xml:space="preserve"> L3</w:t>
             </w:r>
+            <w:r>
+              <w:t xml:space="preserve"> </w:t>
+            </w:r>
+            <w:r>
+              <w:t>；自动运营间隔缩短到</w:t>
+            </w:r>
+            <w:r>
+              <w:t xml:space="preserve"> </w:t>
+            </w:r>
+            <w:r>
+              <w:t xml:space="preserve"> 30 </w:t>
+            </w:r>
+            <w:r>
+              <w:t xml:space="preserve"> </w:t>
+            </w:r>
+            <w:r>
+              <w:t>分钟</w:t>
+            </w:r>
           </w:p>
         </w:tc>
         <w:tc>
@@ -10013,6 +12428,23 @@
             <w:r>
               <w:t>急停开关</w:t>
             </w:r>
+            <w:r>
+              <w:t xml:space="preserve"> </w:t>
+            </w:r>
+            <w:r>
+              <w:t xml:space="preserve"> / </w:t>
+            </w:r>
+            <w:r>
+              <w:t xml:space="preserve"> </w:t>
+            </w:r>
+            <w:r>
+              <w:rPr>
+                <w:rFonts w:ascii="Consolas" w:hAnsi="Consolas"/>
+                <w:color w:val="1F6B54"/>
+                <w:sz w:val="18"/>
+              </w:rPr>
+              <w:t>AUTOPILOT_DISABLED=1</w:t>
+            </w:r>
           </w:p>
         </w:tc>
         <w:tc>
@@ -10062,7 +12494,7 @@
           <w:rFonts w:ascii="Microsoft YaHei" w:eastAsia="Microsoft YaHei" w:hAnsi="Microsoft YaHei" w:cs="Microsoft YaHei" w:hint="eastAsia"/>
           <w:lang w:eastAsia="zh-CN"/>
         </w:rPr>
-        <w:t>这套设计能同时体现三种能力</w:t>
+        <w:t>这套设计能同时体现四种能力</w:t>
       </w:r>
       <w:r>
         <w:t xml:space="preserve"> —— ① </w:t>
@@ -10116,8 +12548,47 @@
           <w:rFonts w:ascii="Microsoft YaHei" w:eastAsia="Microsoft YaHei" w:hAnsi="Microsoft YaHei" w:cs="Microsoft YaHei" w:hint="eastAsia"/>
           <w:lang w:eastAsia="zh-CN"/>
         </w:rPr>
-        <w:t>（跨服务不改对方代码、通过既有接口与事务边界协作）。</w:t>
+        <w:t>（跨服务不改对方代码、通过既有接口与事务边界协作）；</w:t>
       </w:r>
+      <w:r>
+        <w:t xml:space="preserve">④ </w:t>
+      </w:r>
+      <w:r>
+        <w:rPr>
+          <w:rFonts w:ascii="Microsoft YaHei" w:eastAsia="Microsoft YaHei" w:hAnsi="Microsoft YaHei" w:cs="Microsoft YaHei" w:hint="eastAsia"/>
+          <w:b/>
+          <w:lang w:eastAsia="zh-CN"/>
+        </w:rPr>
+        <w:t>工程闭环意识</w:t>
+      </w:r>
+      <w:r>
+        <w:rPr>
+          <w:rFonts w:ascii="Microsoft YaHei" w:eastAsia="Microsoft YaHei" w:hAnsi="Microsoft YaHei" w:cs="Microsoft YaHei" w:hint="eastAsia"/>
+          <w:lang w:eastAsia="zh-CN"/>
+        </w:rPr>
+        <w:t>（无人值守不是「放开限制」，而是默认关闭</w:t>
+      </w:r>
+      <w:r>
+        <w:t xml:space="preserve"> + </w:t>
+      </w:r>
+      <w:r>
+        <w:rPr>
+          <w:rFonts w:ascii="Microsoft YaHei" w:eastAsia="Microsoft YaHei" w:hAnsi="Microsoft YaHei" w:cs="Microsoft YaHei" w:hint="eastAsia"/>
+          <w:lang w:eastAsia="zh-CN"/>
+        </w:rPr>
+        <w:t>复用同一套护栏</w:t>
+      </w:r>
+      <w:r>
+        <w:t xml:space="preserve"> + </w:t>
+      </w:r>
+      <w:r>
+        <w:rPr>
+          <w:rFonts w:ascii="Microsoft YaHei" w:eastAsia="Microsoft YaHei" w:hAnsi="Microsoft YaHei" w:cs="Microsoft YaHei" w:hint="eastAsia"/>
+          <w:lang w:eastAsia="zh-CN"/>
+        </w:rPr>
+        <w:t>全程可观测可复盘）。</w:t>
+      </w:r>
+      <w:r/>
       <w:r/>
       <w:r/>
       <w:r/>
